--- a/作业 3/文本信息挖掘概率作业 3.docx
+++ b/作业 3/文本信息挖掘概率作业 3.docx
@@ -4,307 +4,774 @@
   <w:body>
     <w:p>
       <w:pPr>
-        <w:spacing w:before="800" w:after="120"/>
+        <w:ind w:left="-60" w:leftChars="-200" w:hanging="420" w:firstLineChars="0"/>
+        <w:rPr>
+          <w:rFonts w:ascii="Calibri" w:hAnsi="Calibri" w:eastAsia="宋体" w:cs="Times New Roman"/>
+          <w:szCs w:val="21"/>
+          <w:lang w:bidi="ar"/>
+        </w:rPr>
+      </w:pPr>
+      <w:r>
+        <w:rPr>
+          <w:rFonts w:ascii="Calibri" w:hAnsi="Calibri" w:eastAsia="宋体" w:cs="Times New Roman"/>
+          <w:szCs w:val="21"/>
+          <w:lang w:bidi="ar"/>
+        </w:rPr>
+        <w:drawing>
+          <wp:inline distT="0" distB="0" distL="114300" distR="114300">
+            <wp:extent cx="685800" cy="666750"/>
+            <wp:effectExtent l="0" t="0" r="0" b="19050"/>
+            <wp:docPr id="21" name="图片 21" descr="IMG_256"/>
+            <wp:cNvGraphicFramePr>
+              <a:graphicFrameLocks xmlns:a="http://schemas.openxmlformats.org/drawingml/2006/main" noChangeAspect="1"/>
+            </wp:cNvGraphicFramePr>
+            <a:graphic xmlns:a="http://schemas.openxmlformats.org/drawingml/2006/main">
+              <a:graphicData uri="http://schemas.openxmlformats.org/drawingml/2006/picture">
+                <pic:pic xmlns:pic="http://schemas.openxmlformats.org/drawingml/2006/picture">
+                  <pic:nvPicPr>
+                    <pic:cNvPr id="21" name="图片 21" descr="IMG_256"/>
+                    <pic:cNvPicPr>
+                      <a:picLocks noChangeAspect="1"/>
+                    </pic:cNvPicPr>
+                  </pic:nvPicPr>
+                  <pic:blipFill>
+                    <a:blip r:embed="rId7"/>
+                    <a:stretch>
+                      <a:fillRect/>
+                    </a:stretch>
+                  </pic:blipFill>
+                  <pic:spPr>
+                    <a:xfrm>
+                      <a:off x="0" y="0"/>
+                      <a:ext cx="685800" cy="666750"/>
+                    </a:xfrm>
+                    <a:prstGeom prst="rect">
+                      <a:avLst/>
+                    </a:prstGeom>
+                    <a:noFill/>
+                    <a:ln w="9525">
+                      <a:noFill/>
+                    </a:ln>
+                  </pic:spPr>
+                </pic:pic>
+              </a:graphicData>
+            </a:graphic>
+          </wp:inline>
+        </w:drawing>
+      </w:r>
+      <w:r>
+        <w:rPr>
+          <w:rFonts w:ascii="Calibri" w:hAnsi="Calibri" w:eastAsia="宋体" w:cs="Times New Roman"/>
+          <w:szCs w:val="21"/>
+          <w:lang w:bidi="ar"/>
+        </w:rPr>
+        <w:drawing>
+          <wp:inline distT="0" distB="0" distL="114300" distR="114300">
+            <wp:extent cx="923925" cy="704850"/>
+            <wp:effectExtent l="0" t="0" r="15875" b="6350"/>
+            <wp:docPr id="10" name="图片 10" descr="IMG_257"/>
+            <wp:cNvGraphicFramePr>
+              <a:graphicFrameLocks xmlns:a="http://schemas.openxmlformats.org/drawingml/2006/main" noChangeAspect="1"/>
+            </wp:cNvGraphicFramePr>
+            <a:graphic xmlns:a="http://schemas.openxmlformats.org/drawingml/2006/main">
+              <a:graphicData uri="http://schemas.openxmlformats.org/drawingml/2006/picture">
+                <pic:pic xmlns:pic="http://schemas.openxmlformats.org/drawingml/2006/picture">
+                  <pic:nvPicPr>
+                    <pic:cNvPr id="10" name="图片 10" descr="IMG_257"/>
+                    <pic:cNvPicPr>
+                      <a:picLocks noChangeAspect="1"/>
+                    </pic:cNvPicPr>
+                  </pic:nvPicPr>
+                  <pic:blipFill>
+                    <a:blip r:embed="rId8"/>
+                    <a:stretch>
+                      <a:fillRect/>
+                    </a:stretch>
+                  </pic:blipFill>
+                  <pic:spPr>
+                    <a:xfrm>
+                      <a:off x="0" y="0"/>
+                      <a:ext cx="923925" cy="704850"/>
+                    </a:xfrm>
+                    <a:prstGeom prst="rect">
+                      <a:avLst/>
+                    </a:prstGeom>
+                    <a:noFill/>
+                    <a:ln w="9525">
+                      <a:noFill/>
+                    </a:ln>
+                  </pic:spPr>
+                </pic:pic>
+              </a:graphicData>
+            </a:graphic>
+          </wp:inline>
+        </w:drawing>
+      </w:r>
+    </w:p>
+    <w:p>
+      <w:pPr>
+        <w:ind w:left="-60" w:leftChars="-200" w:hanging="420" w:firstLineChars="0"/>
+        <w:rPr>
+          <w:rFonts w:ascii="Calibri" w:hAnsi="Calibri" w:eastAsia="宋体" w:cs="Times New Roman"/>
+          <w:szCs w:val="21"/>
+          <w:lang w:bidi="ar"/>
+        </w:rPr>
+      </w:pPr>
+    </w:p>
+    <w:p>
+      <w:pPr>
+        <w:ind w:firstLine="420"/>
         <w:jc w:val="center"/>
       </w:pPr>
       <w:r>
+        <w:rPr>
+          <w:rFonts w:ascii="Calibri" w:hAnsi="Calibri" w:eastAsia="宋体" w:cs="Times New Roman"/>
+          <w:szCs w:val="21"/>
+          <w:lang w:bidi="ar"/>
+        </w:rPr>
+        <w:drawing>
+          <wp:inline distT="0" distB="0" distL="114300" distR="114300">
+            <wp:extent cx="3162300" cy="895350"/>
+            <wp:effectExtent l="0" t="0" r="12700" b="19050"/>
+            <wp:docPr id="22" name="图片 22" descr="IMG_258"/>
+            <wp:cNvGraphicFramePr>
+              <a:graphicFrameLocks xmlns:a="http://schemas.openxmlformats.org/drawingml/2006/main" noChangeAspect="1"/>
+            </wp:cNvGraphicFramePr>
+            <a:graphic xmlns:a="http://schemas.openxmlformats.org/drawingml/2006/main">
+              <a:graphicData uri="http://schemas.openxmlformats.org/drawingml/2006/picture">
+                <pic:pic xmlns:pic="http://schemas.openxmlformats.org/drawingml/2006/picture">
+                  <pic:nvPicPr>
+                    <pic:cNvPr id="22" name="图片 22" descr="IMG_258"/>
+                    <pic:cNvPicPr>
+                      <a:picLocks noChangeAspect="1"/>
+                    </pic:cNvPicPr>
+                  </pic:nvPicPr>
+                  <pic:blipFill>
+                    <a:blip r:embed="rId9"/>
+                    <a:stretch>
+                      <a:fillRect/>
+                    </a:stretch>
+                  </pic:blipFill>
+                  <pic:spPr>
+                    <a:xfrm>
+                      <a:off x="0" y="0"/>
+                      <a:ext cx="3162300" cy="895350"/>
+                    </a:xfrm>
+                    <a:prstGeom prst="rect">
+                      <a:avLst/>
+                    </a:prstGeom>
+                    <a:noFill/>
+                    <a:ln w="9525">
+                      <a:noFill/>
+                    </a:ln>
+                  </pic:spPr>
+                </pic:pic>
+              </a:graphicData>
+            </a:graphic>
+          </wp:inline>
+        </w:drawing>
+      </w:r>
+      <w:r>
+        <w:rPr>
+          <w:rFonts w:hint="eastAsia" w:ascii="隶书" w:hAnsi="隶书" w:eastAsia="隶书" w:cs="隶书"/>
+          <w:sz w:val="144"/>
+          <w:szCs w:val="144"/>
+          <w:lang w:bidi="ar"/>
+        </w:rPr>
+        <w:t> </w:t>
+      </w:r>
+    </w:p>
+    <w:p>
+      <w:pPr>
+        <w:ind w:firstLine="640"/>
+        <w:jc w:val="center"/>
+      </w:pPr>
+      <w:r>
+        <w:rPr>
+          <w:rFonts w:ascii="Calibri" w:hAnsi="Calibri" w:eastAsia="隶书" w:cs="Calibri"/>
+          <w:sz w:val="32"/>
+          <w:szCs w:val="32"/>
+          <w:lang w:bidi="ar"/>
+        </w:rPr>
+        <w:t> </w:t>
+      </w:r>
+    </w:p>
+    <w:p>
+      <w:pPr>
+        <w:ind w:firstLine="1044"/>
+        <w:jc w:val="center"/>
+        <w:rPr>
+          <w:rFonts w:hint="eastAsia" w:eastAsia="黑体"/>
+          <w:b/>
+          <w:bCs/>
+          <w:sz w:val="52"/>
+          <w:szCs w:val="52"/>
+          <w:lang w:eastAsia="zh-CN"/>
+        </w:rPr>
+      </w:pPr>
+      <w:r>
+        <w:rPr>
+          <w:rFonts w:hint="eastAsia" w:ascii="黑体" w:hAnsi="宋体" w:eastAsia="黑体" w:cs="黑体"/>
+          <w:b/>
+          <w:bCs/>
+          <w:sz w:val="52"/>
+          <w:szCs w:val="52"/>
+          <w:lang w:bidi="ar"/>
+        </w:rPr>
+        <w:t>实验报告</w:t>
+      </w:r>
+      <w:r>
+        <w:rPr>
+          <w:rFonts w:hint="eastAsia" w:ascii="黑体" w:hAnsi="宋体" w:eastAsia="黑体" w:cs="黑体"/>
+          <w:b/>
+          <w:bCs/>
+          <w:sz w:val="52"/>
+          <w:szCs w:val="52"/>
+          <w:lang w:val="en-US" w:eastAsia="zh-CN" w:bidi="ar"/>
+        </w:rPr>
+        <w:t xml:space="preserve"> </w:t>
+      </w:r>
+    </w:p>
+    <w:p>
+      <w:pPr>
+        <w:ind w:firstLine="960"/>
+      </w:pPr>
+      <w:r>
+        <w:rPr>
+          <w:rFonts w:ascii="Calibri" w:hAnsi="Calibri" w:eastAsia="隶书" w:cs="Calibri"/>
+          <w:sz w:val="48"/>
+          <w:szCs w:val="48"/>
+          <w:lang w:bidi="ar"/>
+        </w:rPr>
+        <w:t> </w:t>
+      </w:r>
+    </w:p>
+    <w:p>
+      <w:pPr>
+        <w:ind w:left="1260" w:firstLine="720"/>
+        <w:rPr>
+          <w:u w:val="single"/>
+        </w:rPr>
+      </w:pPr>
+      <w:r>
+        <w:rPr>
+          <w:rFonts w:hint="eastAsia" w:ascii="黑体" w:hAnsi="宋体" w:eastAsia="黑体" w:cs="黑体"/>
+          <w:sz w:val="36"/>
+          <w:szCs w:val="36"/>
+          <w:lang w:bidi="ar"/>
+        </w:rPr>
+        <w:t>课程名称</w:t>
+      </w:r>
+      <w:r>
+        <w:rPr>
+          <w:rFonts w:hint="eastAsia" w:ascii="黑体" w:hAnsi="宋体" w:eastAsia="黑体" w:cs="黑体"/>
+          <w:sz w:val="36"/>
+          <w:szCs w:val="36"/>
+          <w:u w:val="single"/>
+          <w:lang w:bidi="ar"/>
+        </w:rPr>
+        <w:t xml:space="preserve">      </w:t>
+      </w:r>
+      <w:r>
+        <w:rPr>
+          <w:rFonts w:hint="eastAsia" w:ascii="黑体" w:hAnsi="宋体" w:eastAsia="黑体" w:cs="黑体"/>
+          <w:sz w:val="36"/>
+          <w:szCs w:val="36"/>
+          <w:u w:val="single"/>
+          <w:lang w:val="en-US" w:eastAsia="zh-CN" w:bidi="ar"/>
+        </w:rPr>
+        <w:t>文本信息挖掘概论</w:t>
+      </w:r>
+      <w:r>
+        <w:rPr>
+          <w:rFonts w:hint="eastAsia" w:ascii="黑体" w:hAnsi="宋体" w:eastAsia="黑体" w:cs="黑体"/>
+          <w:sz w:val="36"/>
+          <w:szCs w:val="36"/>
+          <w:u w:val="single"/>
+          <w:lang w:bidi="ar"/>
+        </w:rPr>
+        <w:t xml:space="preserve">       </w:t>
+      </w:r>
+    </w:p>
+    <w:p>
+      <w:pPr>
+        <w:ind w:left="1260" w:firstLine="720"/>
+        <w:rPr>
+          <w:u w:val="single"/>
+        </w:rPr>
+      </w:pPr>
+      <w:r>
+        <w:rPr>
+          <w:rFonts w:hint="eastAsia" w:ascii="黑体" w:hAnsi="宋体" w:eastAsia="黑体" w:cs="黑体"/>
+          <w:sz w:val="36"/>
+          <w:szCs w:val="36"/>
+          <w:lang w:bidi="ar"/>
+        </w:rPr>
+        <w:t>学生学院</w:t>
+      </w:r>
+      <w:r>
+        <w:rPr>
+          <w:rFonts w:hint="eastAsia" w:ascii="黑体" w:hAnsi="宋体" w:eastAsia="黑体" w:cs="黑体"/>
+          <w:sz w:val="36"/>
+          <w:szCs w:val="36"/>
+          <w:u w:val="single"/>
+          <w:lang w:bidi="ar"/>
+        </w:rPr>
+        <w:t xml:space="preserve">        计算机学院        </w:t>
+      </w:r>
+    </w:p>
+    <w:p>
+      <w:pPr>
+        <w:ind w:left="1260" w:firstLine="720"/>
+        <w:rPr>
+          <w:u w:val="single"/>
+        </w:rPr>
+      </w:pPr>
+      <w:r>
+        <w:rPr>
+          <w:rFonts w:hint="eastAsia" w:ascii="黑体" w:hAnsi="宋体" w:eastAsia="黑体" w:cs="黑体"/>
+          <w:sz w:val="36"/>
+          <w:szCs w:val="36"/>
+          <w:lang w:bidi="ar"/>
+        </w:rPr>
+        <w:t>专业班级</w:t>
+      </w:r>
+      <w:r>
+        <w:rPr>
+          <w:rFonts w:hint="eastAsia" w:ascii="黑体" w:hAnsi="宋体" w:eastAsia="黑体" w:cs="黑体"/>
+          <w:sz w:val="36"/>
+          <w:szCs w:val="36"/>
+          <w:u w:val="single"/>
+          <w:lang w:bidi="ar"/>
+        </w:rPr>
+        <w:t xml:space="preserve">  </w:t>
+      </w:r>
+      <w:r>
+        <w:rPr>
+          <w:rFonts w:ascii="黑体" w:hAnsi="宋体" w:eastAsia="黑体" w:cs="黑体"/>
+          <w:sz w:val="36"/>
+          <w:szCs w:val="36"/>
+          <w:u w:val="single"/>
+          <w:lang w:bidi="ar"/>
+        </w:rPr>
+        <w:t xml:space="preserve">   </w:t>
+      </w:r>
+      <w:r>
+        <w:rPr>
+          <w:rFonts w:hint="eastAsia" w:ascii="黑体" w:hAnsi="宋体" w:eastAsia="黑体" w:cs="黑体"/>
+          <w:sz w:val="36"/>
+          <w:szCs w:val="36"/>
+          <w:u w:val="single"/>
+          <w:lang w:bidi="ar"/>
+        </w:rPr>
+        <w:t>软件工程2</w:t>
+      </w:r>
+      <w:r>
+        <w:rPr>
+          <w:rFonts w:hint="eastAsia" w:ascii="黑体" w:hAnsi="宋体" w:eastAsia="黑体" w:cs="黑体"/>
+          <w:sz w:val="36"/>
+          <w:szCs w:val="36"/>
+          <w:u w:val="single"/>
+          <w:lang w:val="en-US" w:eastAsia="zh-CN" w:bidi="ar"/>
+        </w:rPr>
+        <w:t>3</w:t>
+      </w:r>
+      <w:r>
+        <w:rPr>
+          <w:rFonts w:hint="eastAsia" w:ascii="黑体" w:hAnsi="宋体" w:eastAsia="黑体" w:cs="黑体"/>
+          <w:sz w:val="36"/>
+          <w:szCs w:val="36"/>
+          <w:u w:val="single"/>
+          <w:lang w:bidi="ar"/>
+        </w:rPr>
+        <w:t>级</w:t>
+      </w:r>
+      <w:r>
+        <w:rPr>
+          <w:rFonts w:hint="eastAsia" w:ascii="黑体" w:hAnsi="宋体" w:eastAsia="黑体" w:cs="黑体"/>
+          <w:sz w:val="36"/>
+          <w:szCs w:val="36"/>
+          <w:u w:val="single"/>
+          <w:lang w:val="en-US" w:eastAsia="zh-CN" w:bidi="ar"/>
+        </w:rPr>
+        <w:t xml:space="preserve"> 2 </w:t>
+      </w:r>
+      <w:r>
+        <w:rPr>
+          <w:rFonts w:hint="eastAsia" w:ascii="黑体" w:hAnsi="宋体" w:eastAsia="黑体" w:cs="黑体"/>
+          <w:sz w:val="36"/>
+          <w:szCs w:val="36"/>
+          <w:u w:val="single"/>
+          <w:lang w:bidi="ar"/>
+        </w:rPr>
+        <w:t xml:space="preserve">班 </w:t>
+      </w:r>
+      <w:r>
+        <w:rPr>
+          <w:rFonts w:ascii="黑体" w:hAnsi="宋体" w:eastAsia="黑体" w:cs="黑体"/>
+          <w:sz w:val="36"/>
+          <w:szCs w:val="36"/>
+          <w:u w:val="single"/>
+          <w:lang w:bidi="ar"/>
+        </w:rPr>
+        <w:t xml:space="preserve">  </w:t>
+      </w:r>
+    </w:p>
+    <w:p>
+      <w:pPr>
+        <w:ind w:left="1260" w:firstLine="720"/>
+        <w:rPr>
+          <w:u w:val="single"/>
+        </w:rPr>
+      </w:pPr>
+      <w:r>
+        <w:rPr>
+          <w:rFonts w:hint="eastAsia" w:ascii="黑体" w:hAnsi="宋体" w:eastAsia="黑体" w:cs="黑体"/>
+          <w:sz w:val="36"/>
+          <w:szCs w:val="36"/>
+          <w:lang w:bidi="ar"/>
+        </w:rPr>
+        <w:t>学   号</w:t>
+      </w:r>
+      <w:r>
+        <w:rPr>
+          <w:rFonts w:hint="eastAsia" w:ascii="黑体" w:hAnsi="宋体" w:eastAsia="黑体" w:cs="黑体"/>
+          <w:sz w:val="36"/>
+          <w:szCs w:val="36"/>
+          <w:u w:val="single"/>
+          <w:lang w:bidi="ar"/>
+        </w:rPr>
+        <w:t xml:space="preserve">        312</w:t>
+      </w:r>
+      <w:r>
+        <w:rPr>
+          <w:rFonts w:hint="eastAsia" w:ascii="黑体" w:hAnsi="宋体" w:eastAsia="黑体" w:cs="黑体"/>
+          <w:sz w:val="36"/>
+          <w:szCs w:val="36"/>
+          <w:u w:val="single"/>
+          <w:lang w:val="en-US" w:eastAsia="zh-CN" w:bidi="ar"/>
+        </w:rPr>
+        <w:t>3004449</w:t>
+      </w:r>
+      <w:r>
+        <w:rPr>
+          <w:rFonts w:hint="eastAsia" w:ascii="黑体" w:hAnsi="宋体" w:eastAsia="黑体" w:cs="黑体"/>
+          <w:sz w:val="36"/>
+          <w:szCs w:val="36"/>
+          <w:u w:val="single"/>
+          <w:lang w:bidi="ar"/>
+        </w:rPr>
+        <w:t xml:space="preserve">        </w:t>
+      </w:r>
+    </w:p>
+    <w:p>
+      <w:pPr>
+        <w:ind w:left="1260" w:firstLine="720"/>
+        <w:rPr>
+          <w:u w:val="single"/>
+        </w:rPr>
+      </w:pPr>
+      <w:r>
+        <w:rPr>
+          <w:rFonts w:hint="eastAsia" w:ascii="黑体" w:hAnsi="宋体" w:eastAsia="黑体" w:cs="黑体"/>
+          <w:sz w:val="36"/>
+          <w:szCs w:val="36"/>
+          <w:lang w:bidi="ar"/>
+        </w:rPr>
+        <w:t>学生姓名</w:t>
+      </w:r>
+      <w:r>
+        <w:rPr>
+          <w:rFonts w:hint="eastAsia" w:ascii="黑体" w:hAnsi="宋体" w:eastAsia="黑体" w:cs="黑体"/>
+          <w:sz w:val="36"/>
+          <w:szCs w:val="36"/>
+          <w:u w:val="single"/>
+          <w:lang w:bidi="ar"/>
+        </w:rPr>
+        <w:t xml:space="preserve">     </w:t>
+      </w:r>
+      <w:r>
+        <w:rPr>
+          <w:rFonts w:hint="eastAsia" w:ascii="黑体" w:hAnsi="宋体" w:eastAsia="黑体" w:cs="黑体"/>
+          <w:sz w:val="36"/>
+          <w:szCs w:val="36"/>
+          <w:u w:val="single"/>
+          <w:lang w:val="en-US" w:eastAsia="zh-CN" w:bidi="ar"/>
+        </w:rPr>
+        <w:t xml:space="preserve">  </w:t>
+      </w:r>
+      <w:r>
+        <w:rPr>
+          <w:rFonts w:hint="eastAsia" w:ascii="黑体" w:hAnsi="宋体" w:eastAsia="黑体" w:cs="黑体"/>
+          <w:sz w:val="36"/>
+          <w:szCs w:val="36"/>
+          <w:u w:val="single"/>
+          <w:lang w:bidi="ar"/>
+        </w:rPr>
+        <w:t xml:space="preserve">   </w:t>
+      </w:r>
+      <w:r>
+        <w:rPr>
+          <w:rFonts w:hint="eastAsia" w:ascii="黑体" w:hAnsi="宋体" w:eastAsia="黑体" w:cs="黑体"/>
+          <w:sz w:val="36"/>
+          <w:szCs w:val="36"/>
+          <w:u w:val="single"/>
+          <w:lang w:val="en-US" w:eastAsia="zh-CN" w:bidi="ar"/>
+        </w:rPr>
+        <w:t>林奕宏</w:t>
+      </w:r>
+      <w:r>
+        <w:rPr>
+          <w:rFonts w:hint="eastAsia" w:ascii="黑体" w:hAnsi="宋体" w:eastAsia="黑体" w:cs="黑体"/>
+          <w:sz w:val="36"/>
+          <w:szCs w:val="36"/>
+          <w:u w:val="single"/>
+          <w:lang w:bidi="ar"/>
+        </w:rPr>
+        <w:t xml:space="preserve">      </w:t>
+      </w:r>
+      <w:r>
+        <w:rPr>
+          <w:rFonts w:hint="eastAsia" w:ascii="黑体" w:hAnsi="宋体" w:eastAsia="黑体" w:cs="黑体"/>
+          <w:sz w:val="36"/>
+          <w:szCs w:val="36"/>
+          <w:u w:val="single"/>
+          <w:lang w:val="en-US" w:eastAsia="zh-CN" w:bidi="ar"/>
+        </w:rPr>
+        <w:t xml:space="preserve"> </w:t>
+      </w:r>
+      <w:r>
+        <w:rPr>
+          <w:rFonts w:hint="eastAsia" w:ascii="黑体" w:hAnsi="宋体" w:eastAsia="黑体" w:cs="黑体"/>
+          <w:sz w:val="36"/>
+          <w:szCs w:val="36"/>
+          <w:u w:val="single"/>
+          <w:lang w:bidi="ar"/>
+        </w:rPr>
+        <w:t xml:space="preserve">  </w:t>
+      </w:r>
+    </w:p>
+    <w:p>
+      <w:pPr>
+        <w:ind w:left="1260" w:firstLine="720"/>
+        <w:rPr>
+          <w:u w:val="single"/>
+        </w:rPr>
+      </w:pPr>
+      <w:r>
+        <w:rPr>
+          <w:rFonts w:hint="eastAsia" w:ascii="黑体" w:hAnsi="宋体" w:eastAsia="黑体" w:cs="黑体"/>
+          <w:sz w:val="36"/>
+          <w:szCs w:val="36"/>
+          <w:lang w:bidi="ar"/>
+        </w:rPr>
+        <w:t>指导教师</w:t>
+      </w:r>
+      <w:r>
+        <w:rPr>
+          <w:rFonts w:hint="eastAsia" w:ascii="黑体" w:hAnsi="宋体" w:eastAsia="黑体" w:cs="黑体"/>
+          <w:sz w:val="36"/>
+          <w:szCs w:val="36"/>
+          <w:u w:val="single"/>
+          <w:lang w:bidi="ar"/>
+        </w:rPr>
+        <w:t xml:space="preserve">          </w:t>
+      </w:r>
+      <w:r>
+        <w:rPr>
+          <w:rFonts w:hint="eastAsia" w:ascii="黑体" w:hAnsi="宋体" w:eastAsia="黑体" w:cs="黑体"/>
+          <w:sz w:val="36"/>
+          <w:szCs w:val="36"/>
+          <w:u w:val="single"/>
+          <w:lang w:val="en-US" w:eastAsia="zh-CN" w:bidi="ar"/>
+        </w:rPr>
+        <w:t>刘博生</w:t>
+      </w:r>
+      <w:r>
+        <w:rPr>
+          <w:rFonts w:hint="eastAsia" w:ascii="黑体" w:hAnsi="宋体" w:eastAsia="黑体" w:cs="黑体"/>
+          <w:sz w:val="36"/>
+          <w:szCs w:val="36"/>
+          <w:u w:val="single"/>
+          <w:lang w:bidi="ar"/>
+        </w:rPr>
+        <w:t xml:space="preserve">          </w:t>
+      </w:r>
+    </w:p>
+    <w:p>
+      <w:pPr>
+        <w:spacing w:line="400" w:lineRule="atLeast"/>
+        <w:ind w:firstLine="720"/>
+      </w:pPr>
+      <w:r>
+        <w:rPr>
+          <w:rFonts w:ascii="Calibri" w:hAnsi="Calibri" w:eastAsia="隶书" w:cs="Calibri"/>
+          <w:sz w:val="36"/>
+          <w:szCs w:val="36"/>
+          <w:lang w:bidi="ar"/>
+        </w:rPr>
+        <w:t> </w:t>
+      </w:r>
+    </w:p>
+    <w:p>
+      <w:pPr>
+        <w:spacing w:line="400" w:lineRule="atLeast"/>
+        <w:ind w:firstLine="720"/>
+      </w:pPr>
+      <w:r>
+        <w:rPr>
+          <w:rFonts w:ascii="Calibri" w:hAnsi="Calibri" w:eastAsia="隶书" w:cs="Calibri"/>
+          <w:sz w:val="36"/>
+          <w:szCs w:val="36"/>
+          <w:lang w:bidi="ar"/>
+        </w:rPr>
+        <w:t> </w:t>
+      </w:r>
+    </w:p>
+    <w:p>
+      <w:pPr>
+        <w:spacing w:line="400" w:lineRule="atLeast"/>
+        <w:ind w:firstLine="720"/>
+      </w:pPr>
+      <w:r>
+        <w:rPr>
+          <w:rFonts w:ascii="Calibri" w:hAnsi="Calibri" w:eastAsia="隶书" w:cs="Calibri"/>
+          <w:sz w:val="36"/>
+          <w:szCs w:val="36"/>
+          <w:lang w:bidi="ar"/>
+        </w:rPr>
+        <w:t> </w:t>
+      </w:r>
+    </w:p>
+    <w:p>
+      <w:pPr>
+        <w:spacing w:line="400" w:lineRule="atLeast"/>
+        <w:ind w:firstLine="720"/>
+      </w:pPr>
+      <w:r>
+        <w:rPr>
+          <w:rFonts w:ascii="Calibri" w:hAnsi="Calibri" w:eastAsia="隶书" w:cs="Calibri"/>
+          <w:sz w:val="36"/>
+          <w:szCs w:val="36"/>
+          <w:lang w:bidi="ar"/>
+        </w:rPr>
+        <w:t> </w:t>
+      </w:r>
+    </w:p>
+    <w:p>
+      <w:pPr>
+        <w:spacing w:line="400" w:lineRule="atLeast"/>
+        <w:ind w:firstLine="720"/>
+      </w:pPr>
+      <w:r>
+        <w:rPr>
+          <w:rFonts w:ascii="Calibri" w:hAnsi="Calibri" w:eastAsia="隶书" w:cs="Calibri"/>
+          <w:sz w:val="36"/>
+          <w:szCs w:val="36"/>
+          <w:lang w:bidi="ar"/>
+        </w:rPr>
+        <w:t> </w:t>
+      </w:r>
+    </w:p>
+    <w:p>
+      <w:pPr>
+        <w:spacing w:line="400" w:lineRule="atLeast"/>
+        <w:ind w:firstLine="720"/>
+      </w:pPr>
+      <w:r>
+        <w:rPr>
+          <w:rFonts w:ascii="Calibri" w:hAnsi="Calibri" w:eastAsia="隶书" w:cs="Calibri"/>
+          <w:sz w:val="36"/>
+          <w:szCs w:val="36"/>
+          <w:lang w:bidi="ar"/>
+        </w:rPr>
+        <w:t> </w:t>
+      </w:r>
+      <w:r>
+        <w:rPr>
+          <w:rFonts w:hint="eastAsia" w:ascii="隶书" w:hAnsi="隶书" w:eastAsia="隶书" w:cs="隶书"/>
+          <w:sz w:val="36"/>
+          <w:szCs w:val="36"/>
+          <w:lang w:bidi="ar"/>
+        </w:rPr>
+        <w:t> </w:t>
+      </w:r>
+    </w:p>
+    <w:p>
+      <w:pPr>
+        <w:jc w:val="center"/>
         <w:rPr>
           <w:rFonts w:ascii="Times New Roman" w:hAnsi="Times New Roman" w:eastAsia="黑体"/>
           <w:b/>
           <w:sz w:val="44"/>
         </w:rPr>
-        <w:t>基于降维与近似最近邻的中文科技资讯推荐系统</w:t>
-      </w:r>
-    </w:p>
-    <w:p>
-      <w:pPr>
-        <w:spacing w:after="520"/>
-        <w:jc w:val="center"/>
-      </w:pPr>
-      <w:r>
-        <w:rPr>
-          <w:rFonts w:ascii="Times New Roman" w:hAnsi="Times New Roman" w:eastAsia="黑体"/>
-          <w:b/>
-          <w:sz w:val="30"/>
-        </w:rPr>
-        <w:t>LSA/LDA 语义降维、ANN 召回与 UMAP 可视化的实证</w:t>
-      </w:r>
-    </w:p>
-    <w:tbl>
-      <w:tblPr>
-        <w:tblStyle w:val="6"/>
-        <w:tblW w:w="9200" w:type="dxa"/>
-        <w:jc w:val="center"/>
-        <w:tblBorders>
-          <w:top w:val="single" w:color="94A3B8" w:sz="4" w:space="0"/>
-          <w:left w:val="single" w:color="94A3B8" w:sz="4" w:space="0"/>
-          <w:bottom w:val="single" w:color="94A3B8" w:sz="4" w:space="0"/>
-          <w:right w:val="single" w:color="94A3B8" w:sz="4" w:space="0"/>
-          <w:insideH w:val="single" w:color="94A3B8" w:sz="4" w:space="0"/>
-          <w:insideV w:val="single" w:color="94A3B8" w:sz="4" w:space="0"/>
-        </w:tblBorders>
-        <w:tblLayout w:type="fixed"/>
-        <w:tblCellMar>
-          <w:top w:w="0" w:type="dxa"/>
-          <w:left w:w="10" w:type="dxa"/>
-          <w:bottom w:w="0" w:type="dxa"/>
-          <w:right w:w="10" w:type="dxa"/>
-        </w:tblCellMar>
-      </w:tblPr>
-      <w:tblGrid>
-        <w:gridCol w:w="4600"/>
-        <w:gridCol w:w="4600"/>
-      </w:tblGrid>
-      <w:tr>
-        <w:trPr>
-          <w:jc w:val="center"/>
-        </w:trPr>
-        <w:tc>
-          <w:p>
-            <w:pPr>
-              <w:rPr>
-                <w:b/>
-                <w:sz w:val="21"/>
-              </w:rPr>
-            </w:pPr>
-            <w:r>
-              <w:rPr>
-                <w:b/>
-                <w:sz w:val="21"/>
-              </w:rPr>
-              <w:t>项目</w:t>
-            </w:r>
-          </w:p>
-        </w:tc>
-        <w:tc>
-          <w:p>
-            <w:pPr>
-              <w:rPr>
-                <w:b/>
-                <w:sz w:val="21"/>
-              </w:rPr>
-            </w:pPr>
-            <w:r>
-              <w:rPr>
-                <w:b/>
-                <w:sz w:val="21"/>
-              </w:rPr>
-              <w:t>内容</w:t>
-            </w:r>
-          </w:p>
-        </w:tc>
-      </w:tr>
-      <w:tr>
-        <w:trPr>
-          <w:jc w:val="center"/>
-        </w:trPr>
-        <w:tc>
-          <w:p>
-            <w:pPr>
-              <w:rPr>
-                <w:sz w:val="21"/>
-              </w:rPr>
-            </w:pPr>
-            <w:r>
-              <w:rPr>
-                <w:sz w:val="21"/>
-              </w:rPr>
-              <w:t>课程</w:t>
-            </w:r>
-          </w:p>
-        </w:tc>
-        <w:tc>
-          <w:p>
-            <w:pPr>
-              <w:rPr>
-                <w:sz w:val="21"/>
-              </w:rPr>
-            </w:pPr>
-            <w:r>
-              <w:rPr>
-                <w:sz w:val="21"/>
-              </w:rPr>
-              <w:t>文本信息挖掘概论 · 作业 3</w:t>
-            </w:r>
-          </w:p>
-        </w:tc>
-      </w:tr>
-      <w:tr>
-        <w:trPr>
-          <w:jc w:val="center"/>
-        </w:trPr>
-        <w:tc>
-          <w:p>
-            <w:pPr>
-              <w:rPr>
-                <w:sz w:val="21"/>
-              </w:rPr>
-            </w:pPr>
-            <w:r>
-              <w:rPr>
-                <w:sz w:val="21"/>
-              </w:rPr>
-              <w:t>题目</w:t>
-            </w:r>
-          </w:p>
-        </w:tc>
-        <w:tc>
-          <w:p>
-            <w:pPr>
-              <w:rPr>
-                <w:sz w:val="21"/>
-              </w:rPr>
-            </w:pPr>
-            <w:r>
-              <w:rPr>
-                <w:sz w:val="21"/>
-              </w:rPr>
-              <w:t>文档的隐含义 / 含义 / 主题挖掘——基于降维技术的推荐系统</w:t>
-            </w:r>
-          </w:p>
-        </w:tc>
-      </w:tr>
-      <w:tr>
-        <w:trPr>
-          <w:jc w:val="center"/>
-        </w:trPr>
-        <w:tc>
-          <w:p>
-            <w:pPr>
-              <w:rPr>
-                <w:sz w:val="21"/>
-              </w:rPr>
-            </w:pPr>
-            <w:r>
-              <w:rPr>
-                <w:sz w:val="21"/>
-              </w:rPr>
-              <w:t>学生姓名</w:t>
-            </w:r>
-          </w:p>
-        </w:tc>
-        <w:tc>
-          <w:p>
-            <w:pPr>
-              <w:rPr>
-                <w:sz w:val="21"/>
-              </w:rPr>
-            </w:pPr>
-            <w:r>
-              <w:rPr>
-                <w:sz w:val="21"/>
-              </w:rPr>
-              <w:t>林奕宏</w:t>
-            </w:r>
-          </w:p>
-        </w:tc>
-      </w:tr>
-      <w:tr>
-        <w:trPr>
-          <w:jc w:val="center"/>
-        </w:trPr>
-        <w:tc>
-          <w:p>
-            <w:pPr>
-              <w:rPr>
-                <w:sz w:val="21"/>
-              </w:rPr>
-            </w:pPr>
-            <w:r>
-              <w:rPr>
-                <w:sz w:val="21"/>
-              </w:rPr>
-              <w:t>学　　号</w:t>
-            </w:r>
-          </w:p>
-        </w:tc>
-        <w:tc>
-          <w:p>
-            <w:pPr>
-              <w:rPr>
-                <w:sz w:val="21"/>
-              </w:rPr>
-            </w:pPr>
-            <w:r>
-              <w:rPr>
-                <w:sz w:val="21"/>
-              </w:rPr>
-              <w:t>3123004449</w:t>
-            </w:r>
-          </w:p>
-        </w:tc>
-      </w:tr>
-      <w:tr>
-        <w:trPr>
-          <w:jc w:val="center"/>
-        </w:trPr>
-        <w:tc>
-          <w:p>
-            <w:pPr>
-              <w:rPr>
-                <w:sz w:val="21"/>
-              </w:rPr>
-            </w:pPr>
-            <w:r>
-              <w:rPr>
-                <w:sz w:val="21"/>
-              </w:rPr>
-              <w:t>班　　级</w:t>
-            </w:r>
-          </w:p>
-        </w:tc>
-        <w:tc>
-          <w:p>
-            <w:pPr>
-              <w:rPr>
-                <w:sz w:val="21"/>
-              </w:rPr>
-            </w:pPr>
-            <w:r>
-              <w:rPr>
-                <w:sz w:val="21"/>
-              </w:rPr>
-              <w:t>软件工程 2 班</w:t>
-            </w:r>
-          </w:p>
-        </w:tc>
-      </w:tr>
-      <w:tr>
-        <w:trPr>
-          <w:jc w:val="center"/>
-        </w:trPr>
-        <w:tc>
-          <w:p>
-            <w:pPr>
-              <w:rPr>
-                <w:sz w:val="21"/>
-              </w:rPr>
-            </w:pPr>
-            <w:r>
-              <w:rPr>
-                <w:sz w:val="21"/>
-              </w:rPr>
-              <w:t>完成日期</w:t>
-            </w:r>
-          </w:p>
-        </w:tc>
-        <w:tc>
-          <w:p>
-            <w:pPr>
-              <w:rPr>
-                <w:sz w:val="21"/>
-              </w:rPr>
-            </w:pPr>
-            <w:r>
-              <w:rPr>
-                <w:sz w:val="21"/>
-              </w:rPr>
-              <w:t>2026-06-14</w:t>
-            </w:r>
-          </w:p>
-        </w:tc>
-      </w:tr>
-    </w:tbl>
+      </w:pPr>
+      <w:r>
+        <w:rPr>
+          <w:rFonts w:hint="eastAsia" w:ascii="黑体" w:hAnsi="黑体" w:eastAsia="黑体" w:cs="黑体"/>
+          <w:sz w:val="36"/>
+          <w:szCs w:val="36"/>
+          <w:lang w:bidi="ar"/>
+        </w:rPr>
+        <w:t>202</w:t>
+      </w:r>
+      <w:r>
+        <w:rPr>
+          <w:rFonts w:hint="eastAsia" w:ascii="黑体" w:hAnsi="黑体" w:eastAsia="黑体" w:cs="黑体"/>
+          <w:sz w:val="36"/>
+          <w:szCs w:val="36"/>
+          <w:lang w:val="en-US" w:eastAsia="zh-CN" w:bidi="ar"/>
+        </w:rPr>
+        <w:t>6</w:t>
+      </w:r>
+      <w:r>
+        <w:rPr>
+          <w:rFonts w:hint="eastAsia" w:ascii="黑体" w:hAnsi="黑体" w:eastAsia="黑体" w:cs="黑体"/>
+          <w:sz w:val="36"/>
+          <w:szCs w:val="36"/>
+          <w:lang w:bidi="ar"/>
+        </w:rPr>
+        <w:t>年</w:t>
+      </w:r>
+      <w:r>
+        <w:rPr>
+          <w:rFonts w:hint="eastAsia" w:ascii="黑体" w:hAnsi="黑体" w:eastAsia="黑体" w:cs="黑体"/>
+          <w:sz w:val="36"/>
+          <w:szCs w:val="36"/>
+          <w:lang w:val="en-US" w:eastAsia="zh-CN" w:bidi="ar"/>
+        </w:rPr>
+        <w:t>6</w:t>
+      </w:r>
+      <w:r>
+        <w:rPr>
+          <w:rFonts w:hint="eastAsia" w:ascii="黑体" w:hAnsi="黑体" w:eastAsia="黑体" w:cs="黑体"/>
+          <w:sz w:val="36"/>
+          <w:szCs w:val="36"/>
+          <w:lang w:bidi="ar"/>
+        </w:rPr>
+        <w:t>月</w:t>
+      </w:r>
+      <w:r>
+        <w:rPr>
+          <w:rFonts w:hint="eastAsia" w:ascii="黑体" w:hAnsi="黑体" w:eastAsia="黑体" w:cs="黑体"/>
+          <w:sz w:val="36"/>
+          <w:szCs w:val="36"/>
+          <w:lang w:val="en-US" w:eastAsia="zh-CN" w:bidi="ar"/>
+        </w:rPr>
+        <w:t>10</w:t>
+      </w:r>
+      <w:bookmarkStart w:id="34" w:name="_GoBack"/>
+      <w:bookmarkEnd w:id="34"/>
+      <w:r>
+        <w:rPr>
+          <w:rFonts w:hint="eastAsia" w:ascii="黑体" w:hAnsi="黑体" w:eastAsia="黑体" w:cs="黑体"/>
+          <w:sz w:val="36"/>
+          <w:szCs w:val="36"/>
+          <w:lang w:bidi="ar"/>
+        </w:rPr>
+        <w:t>日</w:t>
+      </w:r>
+    </w:p>
     <w:p>
       <w:pPr>
         <w:keepNext/>
@@ -378,23 +845,1489 @@
         <w:br w:type="page"/>
       </w:r>
     </w:p>
+    <w:sdt>
+      <w:sdtPr>
+        <w:rPr>
+          <w:rFonts w:ascii="宋体" w:hAnsi="宋体" w:eastAsia="宋体" w:cs="Times New Roman"/>
+          <w:sz w:val="21"/>
+          <w:szCs w:val="24"/>
+        </w:rPr>
+        <w:id w:val="963237954"/>
+        <w15:color w:val="DBDBDB"/>
+        <w:docPartObj>
+          <w:docPartGallery w:val="Table of Contents"/>
+          <w:docPartUnique/>
+        </w:docPartObj>
+      </w:sdtPr>
+      <w:sdtEndPr>
+        <w:rPr>
+          <w:rFonts w:ascii="Times New Roman" w:hAnsi="Times New Roman" w:eastAsia="宋体" w:cs="Times New Roman"/>
+          <w:sz w:val="24"/>
+          <w:szCs w:val="24"/>
+        </w:rPr>
+      </w:sdtEndPr>
+      <w:sdtContent>
+        <w:p>
+          <w:pPr>
+            <w:spacing w:before="0" w:beforeLines="0" w:after="0" w:afterLines="0" w:line="240" w:lineRule="auto"/>
+            <w:ind w:left="0" w:leftChars="0" w:right="0" w:rightChars="0" w:firstLine="0" w:firstLineChars="0"/>
+            <w:jc w:val="center"/>
+          </w:pPr>
+          <w:r>
+            <w:rPr>
+              <w:rFonts w:ascii="宋体" w:hAnsi="宋体" w:eastAsia="宋体"/>
+              <w:sz w:val="21"/>
+            </w:rPr>
+            <w:t>目录</w:t>
+          </w:r>
+        </w:p>
+        <w:p>
+          <w:pPr>
+            <w:pStyle w:val="6"/>
+            <w:tabs>
+              <w:tab w:val="right" w:leader="dot" w:pos="8306"/>
+            </w:tabs>
+          </w:pPr>
+          <w:r>
+            <w:fldChar w:fldCharType="begin"/>
+          </w:r>
+          <w:r>
+            <w:instrText xml:space="preserve">TOC \o "1-3" \h \u </w:instrText>
+          </w:r>
+          <w:r>
+            <w:fldChar w:fldCharType="separate"/>
+          </w:r>
+          <w:r>
+            <w:fldChar w:fldCharType="begin"/>
+          </w:r>
+          <w:r>
+            <w:instrText xml:space="preserve"> HYPERLINK \l _Toc1104783147 </w:instrText>
+          </w:r>
+          <w:r>
+            <w:fldChar w:fldCharType="separate"/>
+          </w:r>
+          <w:r>
+            <w:t>第一章 绪论</w:t>
+          </w:r>
+          <w:r>
+            <w:tab/>
+          </w:r>
+          <w:r>
+            <w:fldChar w:fldCharType="begin"/>
+          </w:r>
+          <w:r>
+            <w:instrText xml:space="preserve"> PAGEREF _Toc1104783147 \h </w:instrText>
+          </w:r>
+          <w:r>
+            <w:fldChar w:fldCharType="separate"/>
+          </w:r>
+          <w:r>
+            <w:t>5</w:t>
+          </w:r>
+          <w:r>
+            <w:fldChar w:fldCharType="end"/>
+          </w:r>
+          <w:r>
+            <w:fldChar w:fldCharType="end"/>
+          </w:r>
+        </w:p>
+        <w:p>
+          <w:pPr>
+            <w:pStyle w:val="5"/>
+            <w:tabs>
+              <w:tab w:val="right" w:leader="dot" w:pos="8306"/>
+            </w:tabs>
+          </w:pPr>
+          <w:r>
+            <w:fldChar w:fldCharType="begin"/>
+          </w:r>
+          <w:r>
+            <w:instrText xml:space="preserve"> HYPERLINK \l _Toc946739667 </w:instrText>
+          </w:r>
+          <w:r>
+            <w:fldChar w:fldCharType="separate"/>
+          </w:r>
+          <w:r>
+            <w:t>1.1 选题背景与意义</w:t>
+          </w:r>
+          <w:r>
+            <w:tab/>
+          </w:r>
+          <w:r>
+            <w:fldChar w:fldCharType="begin"/>
+          </w:r>
+          <w:r>
+            <w:instrText xml:space="preserve"> PAGEREF _Toc946739667 \h </w:instrText>
+          </w:r>
+          <w:r>
+            <w:fldChar w:fldCharType="separate"/>
+          </w:r>
+          <w:r>
+            <w:t>5</w:t>
+          </w:r>
+          <w:r>
+            <w:fldChar w:fldCharType="end"/>
+          </w:r>
+          <w:r>
+            <w:fldChar w:fldCharType="end"/>
+          </w:r>
+        </w:p>
+        <w:p>
+          <w:pPr>
+            <w:pStyle w:val="5"/>
+            <w:tabs>
+              <w:tab w:val="right" w:leader="dot" w:pos="8306"/>
+            </w:tabs>
+          </w:pPr>
+          <w:r>
+            <w:fldChar w:fldCharType="begin"/>
+          </w:r>
+          <w:r>
+            <w:instrText xml:space="preserve"> HYPERLINK \l _Toc1147242646 </w:instrText>
+          </w:r>
+          <w:r>
+            <w:fldChar w:fldCharType="separate"/>
+          </w:r>
+          <w:r>
+            <w:t>1.2 任务定义与方法依据</w:t>
+          </w:r>
+          <w:r>
+            <w:tab/>
+          </w:r>
+          <w:r>
+            <w:fldChar w:fldCharType="begin"/>
+          </w:r>
+          <w:r>
+            <w:instrText xml:space="preserve"> PAGEREF _Toc1147242646 \h </w:instrText>
+          </w:r>
+          <w:r>
+            <w:fldChar w:fldCharType="separate"/>
+          </w:r>
+          <w:r>
+            <w:t>5</w:t>
+          </w:r>
+          <w:r>
+            <w:fldChar w:fldCharType="end"/>
+          </w:r>
+          <w:r>
+            <w:fldChar w:fldCharType="end"/>
+          </w:r>
+        </w:p>
+        <w:p>
+          <w:pPr>
+            <w:pStyle w:val="5"/>
+            <w:tabs>
+              <w:tab w:val="right" w:leader="dot" w:pos="8306"/>
+            </w:tabs>
+          </w:pPr>
+          <w:r>
+            <w:fldChar w:fldCharType="begin"/>
+          </w:r>
+          <w:r>
+            <w:instrText xml:space="preserve"> HYPERLINK \l _Toc1598968556 </w:instrText>
+          </w:r>
+          <w:r>
+            <w:fldChar w:fldCharType="separate"/>
+          </w:r>
+          <w:r>
+            <w:t>1.3 本文工作与创新点</w:t>
+          </w:r>
+          <w:r>
+            <w:tab/>
+          </w:r>
+          <w:r>
+            <w:fldChar w:fldCharType="begin"/>
+          </w:r>
+          <w:r>
+            <w:instrText xml:space="preserve"> PAGEREF _Toc1598968556 \h </w:instrText>
+          </w:r>
+          <w:r>
+            <w:fldChar w:fldCharType="separate"/>
+          </w:r>
+          <w:r>
+            <w:t>6</w:t>
+          </w:r>
+          <w:r>
+            <w:fldChar w:fldCharType="end"/>
+          </w:r>
+          <w:r>
+            <w:fldChar w:fldCharType="end"/>
+          </w:r>
+        </w:p>
+        <w:p>
+          <w:pPr>
+            <w:pStyle w:val="5"/>
+            <w:tabs>
+              <w:tab w:val="right" w:leader="dot" w:pos="8306"/>
+            </w:tabs>
+          </w:pPr>
+          <w:r>
+            <w:fldChar w:fldCharType="begin"/>
+          </w:r>
+          <w:r>
+            <w:instrText xml:space="preserve"> HYPERLINK \l _Toc254162134 </w:instrText>
+          </w:r>
+          <w:r>
+            <w:fldChar w:fldCharType="separate"/>
+          </w:r>
+          <w:r>
+            <w:t>1.4 组织结构</w:t>
+          </w:r>
+          <w:r>
+            <w:tab/>
+          </w:r>
+          <w:r>
+            <w:fldChar w:fldCharType="begin"/>
+          </w:r>
+          <w:r>
+            <w:instrText xml:space="preserve"> PAGEREF _Toc254162134 \h </w:instrText>
+          </w:r>
+          <w:r>
+            <w:fldChar w:fldCharType="separate"/>
+          </w:r>
+          <w:r>
+            <w:t>6</w:t>
+          </w:r>
+          <w:r>
+            <w:fldChar w:fldCharType="end"/>
+          </w:r>
+          <w:r>
+            <w:fldChar w:fldCharType="end"/>
+          </w:r>
+        </w:p>
+        <w:p>
+          <w:pPr>
+            <w:pStyle w:val="6"/>
+            <w:tabs>
+              <w:tab w:val="right" w:leader="dot" w:pos="8306"/>
+            </w:tabs>
+          </w:pPr>
+          <w:r>
+            <w:fldChar w:fldCharType="begin"/>
+          </w:r>
+          <w:r>
+            <w:instrText xml:space="preserve"> HYPERLINK \l _Toc358012255 </w:instrText>
+          </w:r>
+          <w:r>
+            <w:fldChar w:fldCharType="separate"/>
+          </w:r>
+          <w:r>
+            <w:t>第二章 相关理论与方法</w:t>
+          </w:r>
+          <w:r>
+            <w:tab/>
+          </w:r>
+          <w:r>
+            <w:fldChar w:fldCharType="begin"/>
+          </w:r>
+          <w:r>
+            <w:instrText xml:space="preserve"> PAGEREF _Toc358012255 \h </w:instrText>
+          </w:r>
+          <w:r>
+            <w:fldChar w:fldCharType="separate"/>
+          </w:r>
+          <w:r>
+            <w:t>6</w:t>
+          </w:r>
+          <w:r>
+            <w:fldChar w:fldCharType="end"/>
+          </w:r>
+          <w:r>
+            <w:fldChar w:fldCharType="end"/>
+          </w:r>
+        </w:p>
+        <w:p>
+          <w:pPr>
+            <w:pStyle w:val="5"/>
+            <w:tabs>
+              <w:tab w:val="right" w:leader="dot" w:pos="8306"/>
+            </w:tabs>
+          </w:pPr>
+          <w:r>
+            <w:fldChar w:fldCharType="begin"/>
+          </w:r>
+          <w:r>
+            <w:instrText xml:space="preserve"> HYPERLINK \l _Toc2010274538 </w:instrText>
+          </w:r>
+          <w:r>
+            <w:fldChar w:fldCharType="separate"/>
+          </w:r>
+          <w:r>
+            <w:t>2.1 向量空间与 TF-IDF</w:t>
+          </w:r>
+          <w:r>
+            <w:tab/>
+          </w:r>
+          <w:r>
+            <w:fldChar w:fldCharType="begin"/>
+          </w:r>
+          <w:r>
+            <w:instrText xml:space="preserve"> PAGEREF _Toc2010274538 \h </w:instrText>
+          </w:r>
+          <w:r>
+            <w:fldChar w:fldCharType="separate"/>
+          </w:r>
+          <w:r>
+            <w:t>6</w:t>
+          </w:r>
+          <w:r>
+            <w:fldChar w:fldCharType="end"/>
+          </w:r>
+          <w:r>
+            <w:fldChar w:fldCharType="end"/>
+          </w:r>
+        </w:p>
+        <w:p>
+          <w:pPr>
+            <w:pStyle w:val="5"/>
+            <w:tabs>
+              <w:tab w:val="right" w:leader="dot" w:pos="8306"/>
+            </w:tabs>
+          </w:pPr>
+          <w:r>
+            <w:fldChar w:fldCharType="begin"/>
+          </w:r>
+          <w:r>
+            <w:instrText xml:space="preserve"> HYPERLINK \l _Toc323941915 </w:instrText>
+          </w:r>
+          <w:r>
+            <w:fldChar w:fldCharType="separate"/>
+          </w:r>
+          <w:r>
+            <w:t>2.2 LSA/LSI：截断奇异值分解</w:t>
+          </w:r>
+          <w:r>
+            <w:tab/>
+          </w:r>
+          <w:r>
+            <w:fldChar w:fldCharType="begin"/>
+          </w:r>
+          <w:r>
+            <w:instrText xml:space="preserve"> PAGEREF _Toc323941915 \h </w:instrText>
+          </w:r>
+          <w:r>
+            <w:fldChar w:fldCharType="separate"/>
+          </w:r>
+          <w:r>
+            <w:t>7</w:t>
+          </w:r>
+          <w:r>
+            <w:fldChar w:fldCharType="end"/>
+          </w:r>
+          <w:r>
+            <w:fldChar w:fldCharType="end"/>
+          </w:r>
+        </w:p>
+        <w:p>
+          <w:pPr>
+            <w:pStyle w:val="5"/>
+            <w:tabs>
+              <w:tab w:val="right" w:leader="dot" w:pos="8306"/>
+            </w:tabs>
+          </w:pPr>
+          <w:r>
+            <w:fldChar w:fldCharType="begin"/>
+          </w:r>
+          <w:r>
+            <w:instrText xml:space="preserve"> HYPERLINK \l _Toc620720260 </w:instrText>
+          </w:r>
+          <w:r>
+            <w:fldChar w:fldCharType="separate"/>
+          </w:r>
+          <w:r>
+            <w:t>2.3 LDA：作为概率降维的主题模型</w:t>
+          </w:r>
+          <w:r>
+            <w:tab/>
+          </w:r>
+          <w:r>
+            <w:fldChar w:fldCharType="begin"/>
+          </w:r>
+          <w:r>
+            <w:instrText xml:space="preserve"> PAGEREF _Toc620720260 \h </w:instrText>
+          </w:r>
+          <w:r>
+            <w:fldChar w:fldCharType="separate"/>
+          </w:r>
+          <w:r>
+            <w:t>7</w:t>
+          </w:r>
+          <w:r>
+            <w:fldChar w:fldCharType="end"/>
+          </w:r>
+          <w:r>
+            <w:fldChar w:fldCharType="end"/>
+          </w:r>
+        </w:p>
+        <w:p>
+          <w:pPr>
+            <w:pStyle w:val="5"/>
+            <w:tabs>
+              <w:tab w:val="right" w:leader="dot" w:pos="8306"/>
+            </w:tabs>
+          </w:pPr>
+          <w:r>
+            <w:fldChar w:fldCharType="begin"/>
+          </w:r>
+          <w:r>
+            <w:instrText xml:space="preserve"> HYPERLINK \l _Toc2117336341 </w:instrText>
+          </w:r>
+          <w:r>
+            <w:fldChar w:fldCharType="separate"/>
+          </w:r>
+          <w:r>
+            <w:t>2.4 基于近邻的推荐与近似最近邻</w:t>
+          </w:r>
+          <w:r>
+            <w:tab/>
+          </w:r>
+          <w:r>
+            <w:fldChar w:fldCharType="begin"/>
+          </w:r>
+          <w:r>
+            <w:instrText xml:space="preserve"> PAGEREF _Toc2117336341 \h </w:instrText>
+          </w:r>
+          <w:r>
+            <w:fldChar w:fldCharType="separate"/>
+          </w:r>
+          <w:r>
+            <w:t>7</w:t>
+          </w:r>
+          <w:r>
+            <w:fldChar w:fldCharType="end"/>
+          </w:r>
+          <w:r>
+            <w:fldChar w:fldCharType="end"/>
+          </w:r>
+        </w:p>
+        <w:p>
+          <w:pPr>
+            <w:pStyle w:val="5"/>
+            <w:tabs>
+              <w:tab w:val="right" w:leader="dot" w:pos="8306"/>
+            </w:tabs>
+          </w:pPr>
+          <w:r>
+            <w:fldChar w:fldCharType="begin"/>
+          </w:r>
+          <w:r>
+            <w:instrText xml:space="preserve"> HYPERLINK \l _Toc120368750 </w:instrText>
+          </w:r>
+          <w:r>
+            <w:fldChar w:fldCharType="separate"/>
+          </w:r>
+          <w:r>
+            <w:t>2.5 降维可视化与 UMAP</w:t>
+          </w:r>
+          <w:r>
+            <w:tab/>
+          </w:r>
+          <w:r>
+            <w:fldChar w:fldCharType="begin"/>
+          </w:r>
+          <w:r>
+            <w:instrText xml:space="preserve"> PAGEREF _Toc120368750 \h </w:instrText>
+          </w:r>
+          <w:r>
+            <w:fldChar w:fldCharType="separate"/>
+          </w:r>
+          <w:r>
+            <w:t>8</w:t>
+          </w:r>
+          <w:r>
+            <w:fldChar w:fldCharType="end"/>
+          </w:r>
+          <w:r>
+            <w:fldChar w:fldCharType="end"/>
+          </w:r>
+        </w:p>
+        <w:p>
+          <w:pPr>
+            <w:pStyle w:val="6"/>
+            <w:tabs>
+              <w:tab w:val="right" w:leader="dot" w:pos="8306"/>
+            </w:tabs>
+          </w:pPr>
+          <w:r>
+            <w:fldChar w:fldCharType="begin"/>
+          </w:r>
+          <w:r>
+            <w:instrText xml:space="preserve"> HYPERLINK \l _Toc107985776 </w:instrText>
+          </w:r>
+          <w:r>
+            <w:fldChar w:fldCharType="separate"/>
+          </w:r>
+          <w:r>
+            <w:t>第三章 数据与预处理</w:t>
+          </w:r>
+          <w:r>
+            <w:tab/>
+          </w:r>
+          <w:r>
+            <w:fldChar w:fldCharType="begin"/>
+          </w:r>
+          <w:r>
+            <w:instrText xml:space="preserve"> PAGEREF _Toc107985776 \h </w:instrText>
+          </w:r>
+          <w:r>
+            <w:fldChar w:fldCharType="separate"/>
+          </w:r>
+          <w:r>
+            <w:t>8</w:t>
+          </w:r>
+          <w:r>
+            <w:fldChar w:fldCharType="end"/>
+          </w:r>
+          <w:r>
+            <w:fldChar w:fldCharType="end"/>
+          </w:r>
+        </w:p>
+        <w:p>
+          <w:pPr>
+            <w:pStyle w:val="5"/>
+            <w:tabs>
+              <w:tab w:val="right" w:leader="dot" w:pos="8306"/>
+            </w:tabs>
+          </w:pPr>
+          <w:r>
+            <w:fldChar w:fldCharType="begin"/>
+          </w:r>
+          <w:r>
+            <w:instrText xml:space="preserve"> HYPERLINK \l _Toc293255517 </w:instrText>
+          </w:r>
+          <w:r>
+            <w:fldChar w:fldCharType="separate"/>
+          </w:r>
+          <w:r>
+            <w:t>3.1 语料来源（联动作业 1）</w:t>
+          </w:r>
+          <w:r>
+            <w:tab/>
+          </w:r>
+          <w:r>
+            <w:fldChar w:fldCharType="begin"/>
+          </w:r>
+          <w:r>
+            <w:instrText xml:space="preserve"> PAGEREF _Toc293255517 \h </w:instrText>
+          </w:r>
+          <w:r>
+            <w:fldChar w:fldCharType="separate"/>
+          </w:r>
+          <w:r>
+            <w:t>8</w:t>
+          </w:r>
+          <w:r>
+            <w:fldChar w:fldCharType="end"/>
+          </w:r>
+          <w:r>
+            <w:fldChar w:fldCharType="end"/>
+          </w:r>
+        </w:p>
+        <w:p>
+          <w:pPr>
+            <w:pStyle w:val="5"/>
+            <w:tabs>
+              <w:tab w:val="right" w:leader="dot" w:pos="8306"/>
+            </w:tabs>
+          </w:pPr>
+          <w:r>
+            <w:fldChar w:fldCharType="begin"/>
+          </w:r>
+          <w:r>
+            <w:instrText xml:space="preserve"> HYPERLINK \l _Toc270504354 </w:instrText>
+          </w:r>
+          <w:r>
+            <w:fldChar w:fldCharType="separate"/>
+          </w:r>
+          <w:r>
+            <w:t>3.2 定制化分词词典与停用词（联动作业 2）</w:t>
+          </w:r>
+          <w:r>
+            <w:tab/>
+          </w:r>
+          <w:r>
+            <w:fldChar w:fldCharType="begin"/>
+          </w:r>
+          <w:r>
+            <w:instrText xml:space="preserve"> PAGEREF _Toc270504354 \h </w:instrText>
+          </w:r>
+          <w:r>
+            <w:fldChar w:fldCharType="separate"/>
+          </w:r>
+          <w:r>
+            <w:t>9</w:t>
+          </w:r>
+          <w:r>
+            <w:fldChar w:fldCharType="end"/>
+          </w:r>
+          <w:r>
+            <w:fldChar w:fldCharType="end"/>
+          </w:r>
+        </w:p>
+        <w:p>
+          <w:pPr>
+            <w:pStyle w:val="5"/>
+            <w:tabs>
+              <w:tab w:val="right" w:leader="dot" w:pos="8306"/>
+            </w:tabs>
+          </w:pPr>
+          <w:r>
+            <w:fldChar w:fldCharType="begin"/>
+          </w:r>
+          <w:r>
+            <w:instrText xml:space="preserve"> HYPERLINK \l _Toc143796979 </w:instrText>
+          </w:r>
+          <w:r>
+            <w:fldChar w:fldCharType="separate"/>
+          </w:r>
+          <w:r>
+            <w:t>3.3 词袋、TF-IDF 与文档过滤</w:t>
+          </w:r>
+          <w:r>
+            <w:tab/>
+          </w:r>
+          <w:r>
+            <w:fldChar w:fldCharType="begin"/>
+          </w:r>
+          <w:r>
+            <w:instrText xml:space="preserve"> PAGEREF _Toc143796979 \h </w:instrText>
+          </w:r>
+          <w:r>
+            <w:fldChar w:fldCharType="separate"/>
+          </w:r>
+          <w:r>
+            <w:t>9</w:t>
+          </w:r>
+          <w:r>
+            <w:fldChar w:fldCharType="end"/>
+          </w:r>
+          <w:r>
+            <w:fldChar w:fldCharType="end"/>
+          </w:r>
+        </w:p>
+        <w:p>
+          <w:pPr>
+            <w:pStyle w:val="6"/>
+            <w:tabs>
+              <w:tab w:val="right" w:leader="dot" w:pos="8306"/>
+            </w:tabs>
+          </w:pPr>
+          <w:r>
+            <w:fldChar w:fldCharType="begin"/>
+          </w:r>
+          <w:r>
+            <w:instrText xml:space="preserve"> HYPERLINK \l _Toc876723178 </w:instrText>
+          </w:r>
+          <w:r>
+            <w:fldChar w:fldCharType="separate"/>
+          </w:r>
+          <w:r>
+            <w:t>第四章 系统设计与实现</w:t>
+          </w:r>
+          <w:r>
+            <w:tab/>
+          </w:r>
+          <w:r>
+            <w:fldChar w:fldCharType="begin"/>
+          </w:r>
+          <w:r>
+            <w:instrText xml:space="preserve"> PAGEREF _Toc876723178 \h </w:instrText>
+          </w:r>
+          <w:r>
+            <w:fldChar w:fldCharType="separate"/>
+          </w:r>
+          <w:r>
+            <w:t>10</w:t>
+          </w:r>
+          <w:r>
+            <w:fldChar w:fldCharType="end"/>
+          </w:r>
+          <w:r>
+            <w:fldChar w:fldCharType="end"/>
+          </w:r>
+        </w:p>
+        <w:p>
+          <w:pPr>
+            <w:pStyle w:val="5"/>
+            <w:tabs>
+              <w:tab w:val="right" w:leader="dot" w:pos="8306"/>
+            </w:tabs>
+          </w:pPr>
+          <w:r>
+            <w:fldChar w:fldCharType="begin"/>
+          </w:r>
+          <w:r>
+            <w:instrText xml:space="preserve"> HYPERLINK \l _Toc1201150579 </w:instrText>
+          </w:r>
+          <w:r>
+            <w:fldChar w:fldCharType="separate"/>
+          </w:r>
+          <w:r>
+            <w:t>4.1 总体流程</w:t>
+          </w:r>
+          <w:r>
+            <w:tab/>
+          </w:r>
+          <w:r>
+            <w:fldChar w:fldCharType="begin"/>
+          </w:r>
+          <w:r>
+            <w:instrText xml:space="preserve"> PAGEREF _Toc1201150579 \h </w:instrText>
+          </w:r>
+          <w:r>
+            <w:fldChar w:fldCharType="separate"/>
+          </w:r>
+          <w:r>
+            <w:t>10</w:t>
+          </w:r>
+          <w:r>
+            <w:fldChar w:fldCharType="end"/>
+          </w:r>
+          <w:r>
+            <w:fldChar w:fldCharType="end"/>
+          </w:r>
+        </w:p>
+        <w:p>
+          <w:pPr>
+            <w:pStyle w:val="5"/>
+            <w:tabs>
+              <w:tab w:val="right" w:leader="dot" w:pos="8306"/>
+            </w:tabs>
+          </w:pPr>
+          <w:r>
+            <w:fldChar w:fldCharType="begin"/>
+          </w:r>
+          <w:r>
+            <w:instrText xml:space="preserve"> HYPERLINK \l _Toc1391499453 </w:instrText>
+          </w:r>
+          <w:r>
+            <w:fldChar w:fldCharType="separate"/>
+          </w:r>
+          <w:r>
+            <w:t>4.2 降维维度 k 的选择（推荐质量驱动）</w:t>
+          </w:r>
+          <w:r>
+            <w:tab/>
+          </w:r>
+          <w:r>
+            <w:fldChar w:fldCharType="begin"/>
+          </w:r>
+          <w:r>
+            <w:instrText xml:space="preserve"> PAGEREF _Toc1391499453 \h </w:instrText>
+          </w:r>
+          <w:r>
+            <w:fldChar w:fldCharType="separate"/>
+          </w:r>
+          <w:r>
+            <w:t>10</w:t>
+          </w:r>
+          <w:r>
+            <w:fldChar w:fldCharType="end"/>
+          </w:r>
+          <w:r>
+            <w:fldChar w:fldCharType="end"/>
+          </w:r>
+        </w:p>
+        <w:p>
+          <w:pPr>
+            <w:pStyle w:val="5"/>
+            <w:tabs>
+              <w:tab w:val="right" w:leader="dot" w:pos="8306"/>
+            </w:tabs>
+          </w:pPr>
+          <w:r>
+            <w:fldChar w:fldCharType="begin"/>
+          </w:r>
+          <w:r>
+            <w:instrText xml:space="preserve"> HYPERLINK \l _Toc834390741 </w:instrText>
+          </w:r>
+          <w:r>
+            <w:fldChar w:fldCharType="separate"/>
+          </w:r>
+          <w:r>
+            <w:t>4.3 推荐引擎与实现说明</w:t>
+          </w:r>
+          <w:r>
+            <w:tab/>
+          </w:r>
+          <w:r>
+            <w:fldChar w:fldCharType="begin"/>
+          </w:r>
+          <w:r>
+            <w:instrText xml:space="preserve"> PAGEREF _Toc834390741 \h </w:instrText>
+          </w:r>
+          <w:r>
+            <w:fldChar w:fldCharType="separate"/>
+          </w:r>
+          <w:r>
+            <w:t>11</w:t>
+          </w:r>
+          <w:r>
+            <w:fldChar w:fldCharType="end"/>
+          </w:r>
+          <w:r>
+            <w:fldChar w:fldCharType="end"/>
+          </w:r>
+        </w:p>
+        <w:p>
+          <w:pPr>
+            <w:pStyle w:val="5"/>
+            <w:tabs>
+              <w:tab w:val="right" w:leader="dot" w:pos="8306"/>
+            </w:tabs>
+          </w:pPr>
+          <w:r>
+            <w:fldChar w:fldCharType="begin"/>
+          </w:r>
+          <w:r>
+            <w:instrText xml:space="preserve"> HYPERLINK \l _Toc536969077 </w:instrText>
+          </w:r>
+          <w:r>
+            <w:fldChar w:fldCharType="separate"/>
+          </w:r>
+          <w:r>
+            <w:t>4.4 新词推荐锚定力 NAP</w:t>
+          </w:r>
+          <w:r>
+            <w:tab/>
+          </w:r>
+          <w:r>
+            <w:fldChar w:fldCharType="begin"/>
+          </w:r>
+          <w:r>
+            <w:instrText xml:space="preserve"> PAGEREF _Toc536969077 \h </w:instrText>
+          </w:r>
+          <w:r>
+            <w:fldChar w:fldCharType="separate"/>
+          </w:r>
+          <w:r>
+            <w:t>11</w:t>
+          </w:r>
+          <w:r>
+            <w:fldChar w:fldCharType="end"/>
+          </w:r>
+          <w:r>
+            <w:fldChar w:fldCharType="end"/>
+          </w:r>
+        </w:p>
+        <w:p>
+          <w:pPr>
+            <w:pStyle w:val="5"/>
+            <w:tabs>
+              <w:tab w:val="right" w:leader="dot" w:pos="8306"/>
+            </w:tabs>
+          </w:pPr>
+          <w:r>
+            <w:fldChar w:fldCharType="begin"/>
+          </w:r>
+          <w:r>
+            <w:instrText xml:space="preserve"> HYPERLINK \l _Toc1112992445 </w:instrText>
+          </w:r>
+          <w:r>
+            <w:fldChar w:fldCharType="separate"/>
+          </w:r>
+          <w:r>
+            <w:t>4.5 关键超参与环境</w:t>
+          </w:r>
+          <w:r>
+            <w:tab/>
+          </w:r>
+          <w:r>
+            <w:fldChar w:fldCharType="begin"/>
+          </w:r>
+          <w:r>
+            <w:instrText xml:space="preserve"> PAGEREF _Toc1112992445 \h </w:instrText>
+          </w:r>
+          <w:r>
+            <w:fldChar w:fldCharType="separate"/>
+          </w:r>
+          <w:r>
+            <w:t>11</w:t>
+          </w:r>
+          <w:r>
+            <w:fldChar w:fldCharType="end"/>
+          </w:r>
+          <w:r>
+            <w:fldChar w:fldCharType="end"/>
+          </w:r>
+        </w:p>
+        <w:p>
+          <w:pPr>
+            <w:pStyle w:val="6"/>
+            <w:tabs>
+              <w:tab w:val="right" w:leader="dot" w:pos="8306"/>
+            </w:tabs>
+          </w:pPr>
+          <w:r>
+            <w:fldChar w:fldCharType="begin"/>
+          </w:r>
+          <w:r>
+            <w:instrText xml:space="preserve"> HYPERLINK \l _Toc1481457745 </w:instrText>
+          </w:r>
+          <w:r>
+            <w:fldChar w:fldCharType="separate"/>
+          </w:r>
+          <w:r>
+            <w:t>第五章 实验结果与分析</w:t>
+          </w:r>
+          <w:r>
+            <w:tab/>
+          </w:r>
+          <w:r>
+            <w:fldChar w:fldCharType="begin"/>
+          </w:r>
+          <w:r>
+            <w:instrText xml:space="preserve"> PAGEREF _Toc1481457745 \h </w:instrText>
+          </w:r>
+          <w:r>
+            <w:fldChar w:fldCharType="separate"/>
+          </w:r>
+          <w:r>
+            <w:t>12</w:t>
+          </w:r>
+          <w:r>
+            <w:fldChar w:fldCharType="end"/>
+          </w:r>
+          <w:r>
+            <w:fldChar w:fldCharType="end"/>
+          </w:r>
+        </w:p>
+        <w:p>
+          <w:pPr>
+            <w:pStyle w:val="5"/>
+            <w:tabs>
+              <w:tab w:val="right" w:leader="dot" w:pos="8306"/>
+            </w:tabs>
+          </w:pPr>
+          <w:r>
+            <w:fldChar w:fldCharType="begin"/>
+          </w:r>
+          <w:r>
+            <w:instrText xml:space="preserve"> HYPERLINK \l _Toc934916897 </w:instrText>
+          </w:r>
+          <w:r>
+            <w:fldChar w:fldCharType="separate"/>
+          </w:r>
+          <w:r>
+            <w:t>5.1 降维维度 k 的选择</w:t>
+          </w:r>
+          <w:r>
+            <w:tab/>
+          </w:r>
+          <w:r>
+            <w:fldChar w:fldCharType="begin"/>
+          </w:r>
+          <w:r>
+            <w:instrText xml:space="preserve"> PAGEREF _Toc934916897 \h </w:instrText>
+          </w:r>
+          <w:r>
+            <w:fldChar w:fldCharType="separate"/>
+          </w:r>
+          <w:r>
+            <w:t>12</w:t>
+          </w:r>
+          <w:r>
+            <w:fldChar w:fldCharType="end"/>
+          </w:r>
+          <w:r>
+            <w:fldChar w:fldCharType="end"/>
+          </w:r>
+        </w:p>
+        <w:p>
+          <w:pPr>
+            <w:pStyle w:val="5"/>
+            <w:tabs>
+              <w:tab w:val="right" w:leader="dot" w:pos="8306"/>
+            </w:tabs>
+          </w:pPr>
+          <w:r>
+            <w:fldChar w:fldCharType="begin"/>
+          </w:r>
+          <w:r>
+            <w:instrText xml:space="preserve"> HYPERLINK \l _Toc10442780 </w:instrText>
+          </w:r>
+          <w:r>
+            <w:fldChar w:fldCharType="separate"/>
+          </w:r>
+          <w:r>
+            <w:t>5.2 推荐演示</w:t>
+          </w:r>
+          <w:r>
+            <w:tab/>
+          </w:r>
+          <w:r>
+            <w:fldChar w:fldCharType="begin"/>
+          </w:r>
+          <w:r>
+            <w:instrText xml:space="preserve"> PAGEREF _Toc10442780 \h </w:instrText>
+          </w:r>
+          <w:r>
+            <w:fldChar w:fldCharType="separate"/>
+          </w:r>
+          <w:r>
+            <w:t>13</w:t>
+          </w:r>
+          <w:r>
+            <w:fldChar w:fldCharType="end"/>
+          </w:r>
+          <w:r>
+            <w:fldChar w:fldCharType="end"/>
+          </w:r>
+        </w:p>
+        <w:p>
+          <w:pPr>
+            <w:pStyle w:val="5"/>
+            <w:tabs>
+              <w:tab w:val="right" w:leader="dot" w:pos="8306"/>
+            </w:tabs>
+          </w:pPr>
+          <w:r>
+            <w:fldChar w:fldCharType="begin"/>
+          </w:r>
+          <w:r>
+            <w:instrText xml:space="preserve"> HYPERLINK \l _Toc1565628053 </w:instrText>
+          </w:r>
+          <w:r>
+            <w:fldChar w:fldCharType="separate"/>
+          </w:r>
+          <w:r>
+            <w:t>5.3 推荐质量评估</w:t>
+          </w:r>
+          <w:r>
+            <w:tab/>
+          </w:r>
+          <w:r>
+            <w:fldChar w:fldCharType="begin"/>
+          </w:r>
+          <w:r>
+            <w:instrText xml:space="preserve"> PAGEREF _Toc1565628053 \h </w:instrText>
+          </w:r>
+          <w:r>
+            <w:fldChar w:fldCharType="separate"/>
+          </w:r>
+          <w:r>
+            <w:t>14</w:t>
+          </w:r>
+          <w:r>
+            <w:fldChar w:fldCharType="end"/>
+          </w:r>
+          <w:r>
+            <w:fldChar w:fldCharType="end"/>
+          </w:r>
+        </w:p>
+        <w:p>
+          <w:pPr>
+            <w:pStyle w:val="5"/>
+            <w:tabs>
+              <w:tab w:val="right" w:leader="dot" w:pos="8306"/>
+            </w:tabs>
+          </w:pPr>
+          <w:r>
+            <w:fldChar w:fldCharType="begin"/>
+          </w:r>
+          <w:r>
+            <w:instrText xml:space="preserve"> HYPERLINK \l _Toc393560080 </w:instrText>
+          </w:r>
+          <w:r>
+            <w:fldChar w:fldCharType="separate"/>
+          </w:r>
+          <w:r>
+            <w:t>5.4 降维可视化对比</w:t>
+          </w:r>
+          <w:r>
+            <w:tab/>
+          </w:r>
+          <w:r>
+            <w:fldChar w:fldCharType="begin"/>
+          </w:r>
+          <w:r>
+            <w:instrText xml:space="preserve"> PAGEREF _Toc393560080 \h </w:instrText>
+          </w:r>
+          <w:r>
+            <w:fldChar w:fldCharType="separate"/>
+          </w:r>
+          <w:r>
+            <w:t>15</w:t>
+          </w:r>
+          <w:r>
+            <w:fldChar w:fldCharType="end"/>
+          </w:r>
+          <w:r>
+            <w:fldChar w:fldCharType="end"/>
+          </w:r>
+        </w:p>
+        <w:p>
+          <w:pPr>
+            <w:pStyle w:val="5"/>
+            <w:tabs>
+              <w:tab w:val="right" w:leader="dot" w:pos="8306"/>
+            </w:tabs>
+          </w:pPr>
+          <w:r>
+            <w:fldChar w:fldCharType="begin"/>
+          </w:r>
+          <w:r>
+            <w:instrText xml:space="preserve"> HYPERLINK \l _Toc314631800 </w:instrText>
+          </w:r>
+          <w:r>
+            <w:fldChar w:fldCharType="separate"/>
+          </w:r>
+          <w:r>
+            <w:t>5.5 新词推荐锚定力 NAP</w:t>
+          </w:r>
+          <w:r>
+            <w:tab/>
+          </w:r>
+          <w:r>
+            <w:fldChar w:fldCharType="begin"/>
+          </w:r>
+          <w:r>
+            <w:instrText xml:space="preserve"> PAGEREF _Toc314631800 \h </w:instrText>
+          </w:r>
+          <w:r>
+            <w:fldChar w:fldCharType="separate"/>
+          </w:r>
+          <w:r>
+            <w:t>16</w:t>
+          </w:r>
+          <w:r>
+            <w:fldChar w:fldCharType="end"/>
+          </w:r>
+          <w:r>
+            <w:fldChar w:fldCharType="end"/>
+          </w:r>
+        </w:p>
+        <w:p>
+          <w:pPr>
+            <w:pStyle w:val="6"/>
+            <w:tabs>
+              <w:tab w:val="right" w:leader="dot" w:pos="8306"/>
+            </w:tabs>
+          </w:pPr>
+          <w:r>
+            <w:fldChar w:fldCharType="begin"/>
+          </w:r>
+          <w:r>
+            <w:instrText xml:space="preserve"> HYPERLINK \l _Toc911923686 </w:instrText>
+          </w:r>
+          <w:r>
+            <w:fldChar w:fldCharType="separate"/>
+          </w:r>
+          <w:r>
+            <w:t>第六章 结论与展望</w:t>
+          </w:r>
+          <w:r>
+            <w:tab/>
+          </w:r>
+          <w:r>
+            <w:fldChar w:fldCharType="begin"/>
+          </w:r>
+          <w:r>
+            <w:instrText xml:space="preserve"> PAGEREF _Toc911923686 \h </w:instrText>
+          </w:r>
+          <w:r>
+            <w:fldChar w:fldCharType="separate"/>
+          </w:r>
+          <w:r>
+            <w:t>17</w:t>
+          </w:r>
+          <w:r>
+            <w:fldChar w:fldCharType="end"/>
+          </w:r>
+          <w:r>
+            <w:fldChar w:fldCharType="end"/>
+          </w:r>
+        </w:p>
+        <w:p>
+          <w:pPr>
+            <w:pStyle w:val="5"/>
+            <w:tabs>
+              <w:tab w:val="right" w:leader="dot" w:pos="8306"/>
+            </w:tabs>
+          </w:pPr>
+          <w:r>
+            <w:fldChar w:fldCharType="begin"/>
+          </w:r>
+          <w:r>
+            <w:instrText xml:space="preserve"> HYPERLINK \l _Toc110601963 </w:instrText>
+          </w:r>
+          <w:r>
+            <w:fldChar w:fldCharType="separate"/>
+          </w:r>
+          <w:r>
+            <w:t>6.1 结论</w:t>
+          </w:r>
+          <w:r>
+            <w:tab/>
+          </w:r>
+          <w:r>
+            <w:fldChar w:fldCharType="begin"/>
+          </w:r>
+          <w:r>
+            <w:instrText xml:space="preserve"> PAGEREF _Toc110601963 \h </w:instrText>
+          </w:r>
+          <w:r>
+            <w:fldChar w:fldCharType="separate"/>
+          </w:r>
+          <w:r>
+            <w:t>17</w:t>
+          </w:r>
+          <w:r>
+            <w:fldChar w:fldCharType="end"/>
+          </w:r>
+          <w:r>
+            <w:fldChar w:fldCharType="end"/>
+          </w:r>
+        </w:p>
+        <w:p>
+          <w:pPr>
+            <w:pStyle w:val="5"/>
+            <w:tabs>
+              <w:tab w:val="right" w:leader="dot" w:pos="8306"/>
+            </w:tabs>
+          </w:pPr>
+          <w:r>
+            <w:fldChar w:fldCharType="begin"/>
+          </w:r>
+          <w:r>
+            <w:instrText xml:space="preserve"> HYPERLINK \l _Toc1313837486 </w:instrText>
+          </w:r>
+          <w:r>
+            <w:fldChar w:fldCharType="separate"/>
+          </w:r>
+          <w:r>
+            <w:t>6.2 局限与诚实讨论</w:t>
+          </w:r>
+          <w:r>
+            <w:tab/>
+          </w:r>
+          <w:r>
+            <w:fldChar w:fldCharType="begin"/>
+          </w:r>
+          <w:r>
+            <w:instrText xml:space="preserve"> PAGEREF _Toc1313837486 \h </w:instrText>
+          </w:r>
+          <w:r>
+            <w:fldChar w:fldCharType="separate"/>
+          </w:r>
+          <w:r>
+            <w:t>17</w:t>
+          </w:r>
+          <w:r>
+            <w:fldChar w:fldCharType="end"/>
+          </w:r>
+          <w:r>
+            <w:fldChar w:fldCharType="end"/>
+          </w:r>
+        </w:p>
+        <w:p>
+          <w:pPr>
+            <w:pStyle w:val="5"/>
+            <w:tabs>
+              <w:tab w:val="right" w:leader="dot" w:pos="8306"/>
+            </w:tabs>
+          </w:pPr>
+          <w:r>
+            <w:fldChar w:fldCharType="begin"/>
+          </w:r>
+          <w:r>
+            <w:instrText xml:space="preserve"> HYPERLINK \l _Toc1239768748 </w:instrText>
+          </w:r>
+          <w:r>
+            <w:fldChar w:fldCharType="separate"/>
+          </w:r>
+          <w:r>
+            <w:t>6.3 展望</w:t>
+          </w:r>
+          <w:r>
+            <w:tab/>
+          </w:r>
+          <w:r>
+            <w:fldChar w:fldCharType="begin"/>
+          </w:r>
+          <w:r>
+            <w:instrText xml:space="preserve"> PAGEREF _Toc1239768748 \h </w:instrText>
+          </w:r>
+          <w:r>
+            <w:fldChar w:fldCharType="separate"/>
+          </w:r>
+          <w:r>
+            <w:t>18</w:t>
+          </w:r>
+          <w:r>
+            <w:fldChar w:fldCharType="end"/>
+          </w:r>
+          <w:r>
+            <w:fldChar w:fldCharType="end"/>
+          </w:r>
+        </w:p>
+        <w:p>
+          <w:pPr>
+            <w:pStyle w:val="6"/>
+            <w:tabs>
+              <w:tab w:val="right" w:leader="dot" w:pos="8306"/>
+            </w:tabs>
+          </w:pPr>
+          <w:r>
+            <w:fldChar w:fldCharType="begin"/>
+          </w:r>
+          <w:r>
+            <w:instrText xml:space="preserve"> HYPERLINK \l _Toc1907004442 </w:instrText>
+          </w:r>
+          <w:r>
+            <w:fldChar w:fldCharType="separate"/>
+          </w:r>
+          <w:r>
+            <w:t>第七章 参考文献</w:t>
+          </w:r>
+          <w:r>
+            <w:tab/>
+          </w:r>
+          <w:r>
+            <w:fldChar w:fldCharType="begin"/>
+          </w:r>
+          <w:r>
+            <w:instrText xml:space="preserve"> PAGEREF _Toc1907004442 \h </w:instrText>
+          </w:r>
+          <w:r>
+            <w:fldChar w:fldCharType="separate"/>
+          </w:r>
+          <w:r>
+            <w:t>18</w:t>
+          </w:r>
+          <w:r>
+            <w:fldChar w:fldCharType="end"/>
+          </w:r>
+          <w:r>
+            <w:fldChar w:fldCharType="end"/>
+          </w:r>
+        </w:p>
+        <w:p>
+          <w:pPr>
+            <w:pStyle w:val="6"/>
+            <w:tabs>
+              <w:tab w:val="right" w:leader="dot" w:pos="8306"/>
+            </w:tabs>
+          </w:pPr>
+          <w:r>
+            <w:fldChar w:fldCharType="begin"/>
+          </w:r>
+          <w:r>
+            <w:instrText xml:space="preserve"> HYPERLINK \l _Toc1977708866 </w:instrText>
+          </w:r>
+          <w:r>
+            <w:fldChar w:fldCharType="separate"/>
+          </w:r>
+          <w:r>
+            <w:t>第八章 附录：文件清单</w:t>
+          </w:r>
+          <w:r>
+            <w:tab/>
+          </w:r>
+          <w:r>
+            <w:fldChar w:fldCharType="begin"/>
+          </w:r>
+          <w:r>
+            <w:instrText xml:space="preserve"> PAGEREF _Toc1977708866 \h </w:instrText>
+          </w:r>
+          <w:r>
+            <w:fldChar w:fldCharType="separate"/>
+          </w:r>
+          <w:r>
+            <w:t>19</w:t>
+          </w:r>
+          <w:r>
+            <w:fldChar w:fldCharType="end"/>
+          </w:r>
+          <w:r>
+            <w:fldChar w:fldCharType="end"/>
+          </w:r>
+        </w:p>
+        <w:p>
+          <w:pPr>
+            <w:pStyle w:val="5"/>
+            <w:tabs>
+              <w:tab w:val="right" w:leader="dot" w:pos="8306"/>
+            </w:tabs>
+          </w:pPr>
+          <w:r>
+            <w:fldChar w:fldCharType="begin"/>
+          </w:r>
+          <w:r>
+            <w:instrText xml:space="preserve"> HYPERLINK \l _Toc601022596 </w:instrText>
+          </w:r>
+          <w:r>
+            <w:fldChar w:fldCharType="separate"/>
+          </w:r>
+          <w:r>
+            <w:t>8.1 文件清单</w:t>
+          </w:r>
+          <w:r>
+            <w:tab/>
+          </w:r>
+          <w:r>
+            <w:fldChar w:fldCharType="begin"/>
+          </w:r>
+          <w:r>
+            <w:instrText xml:space="preserve"> PAGEREF _Toc601022596 \h </w:instrText>
+          </w:r>
+          <w:r>
+            <w:fldChar w:fldCharType="separate"/>
+          </w:r>
+          <w:r>
+            <w:t>19</w:t>
+          </w:r>
+          <w:r>
+            <w:fldChar w:fldCharType="end"/>
+          </w:r>
+          <w:r>
+            <w:fldChar w:fldCharType="end"/>
+          </w:r>
+        </w:p>
+        <w:p>
+          <w:pPr>
+            <w:rPr>
+              <w:rFonts w:ascii="Times New Roman" w:hAnsi="Times New Roman" w:eastAsia="宋体" w:cs="Times New Roman"/>
+              <w:sz w:val="24"/>
+              <w:szCs w:val="24"/>
+            </w:rPr>
+          </w:pPr>
+          <w:r>
+            <w:fldChar w:fldCharType="end"/>
+          </w:r>
+        </w:p>
+      </w:sdtContent>
+    </w:sdt>
+    <w:p>
+      <w:pPr>
+        <w:rPr>
+          <w:rFonts w:ascii="Times New Roman" w:hAnsi="Times New Roman" w:eastAsia="宋体" w:cs="Times New Roman"/>
+          <w:sz w:val="24"/>
+          <w:szCs w:val="24"/>
+        </w:rPr>
+      </w:pPr>
+    </w:p>
+    <w:p>
+      <w:pPr>
+        <w:pStyle w:val="2"/>
+        <w:bidi w:val="0"/>
+      </w:pPr>
+      <w:bookmarkStart w:id="0" w:name="_Toc1104783147"/>
+      <w:r>
+        <w:t>第一章 绪论</w:t>
+      </w:r>
+      <w:bookmarkEnd w:id="0"/>
+    </w:p>
     <w:p>
       <w:pPr>
         <w:pStyle w:val="3"/>
         <w:bidi w:val="0"/>
       </w:pPr>
-      <w:r>
-        <w:t>第一章 绪论</w:t>
-      </w:r>
-    </w:p>
-    <w:p>
-      <w:pPr>
-        <w:pStyle w:val="4"/>
-        <w:bidi w:val="0"/>
-      </w:pPr>
+      <w:bookmarkStart w:id="1" w:name="_Toc946739667"/>
       <w:r>
         <w:t>1.1 选题背景与意义</w:t>
       </w:r>
+      <w:bookmarkEnd w:id="1"/>
     </w:p>
     <w:p>
       <w:pPr>
@@ -463,12 +2396,14 @@
     </w:p>
     <w:p>
       <w:pPr>
-        <w:pStyle w:val="4"/>
+        <w:pStyle w:val="3"/>
         <w:bidi w:val="0"/>
       </w:pPr>
+      <w:bookmarkStart w:id="2" w:name="_Toc1147242646"/>
       <w:r>
         <w:t>1.2 任务定义与方法依据</w:t>
       </w:r>
+      <w:bookmarkEnd w:id="2"/>
     </w:p>
     <w:p>
       <w:pPr>
@@ -537,12 +2472,14 @@
     </w:p>
     <w:p>
       <w:pPr>
-        <w:pStyle w:val="4"/>
+        <w:pStyle w:val="3"/>
         <w:bidi w:val="0"/>
       </w:pPr>
+      <w:bookmarkStart w:id="3" w:name="_Toc1598968556"/>
       <w:r>
         <w:t>1.3 本文工作与创新点</w:t>
       </w:r>
+      <w:bookmarkEnd w:id="3"/>
     </w:p>
     <w:p>
       <w:pPr>
@@ -611,12 +2548,14 @@
     </w:p>
     <w:p>
       <w:pPr>
-        <w:pStyle w:val="4"/>
+        <w:pStyle w:val="3"/>
         <w:bidi w:val="0"/>
       </w:pPr>
+      <w:bookmarkStart w:id="4" w:name="_Toc254162134"/>
       <w:r>
         <w:t>1.4 组织结构</w:t>
       </w:r>
+      <w:bookmarkEnd w:id="4"/>
     </w:p>
     <w:p>
       <w:pPr>
@@ -633,21 +2572,25 @@
     </w:p>
     <w:p>
       <w:pPr>
+        <w:pStyle w:val="2"/>
+        <w:bidi w:val="0"/>
+      </w:pPr>
+      <w:bookmarkStart w:id="5" w:name="_Toc358012255"/>
+      <w:r>
+        <w:t>第二章 相关理论与方法</w:t>
+      </w:r>
+      <w:bookmarkEnd w:id="5"/>
+    </w:p>
+    <w:p>
+      <w:pPr>
         <w:pStyle w:val="3"/>
         <w:bidi w:val="0"/>
       </w:pPr>
-      <w:r>
-        <w:t>第二章 相关理论与方法</w:t>
-      </w:r>
-    </w:p>
-    <w:p>
-      <w:pPr>
-        <w:pStyle w:val="4"/>
-        <w:bidi w:val="0"/>
-      </w:pPr>
+      <w:bookmarkStart w:id="6" w:name="_Toc2010274538"/>
       <w:r>
         <w:t>2.1 向量空间与 TF-IDF</w:t>
       </w:r>
+      <w:bookmarkEnd w:id="6"/>
     </w:p>
     <w:p>
       <w:pPr>
@@ -664,12 +2607,14 @@
     </w:p>
     <w:p>
       <w:pPr>
-        <w:pStyle w:val="4"/>
+        <w:pStyle w:val="3"/>
         <w:bidi w:val="0"/>
       </w:pPr>
+      <w:bookmarkStart w:id="7" w:name="_Toc323941915"/>
       <w:r>
         <w:t>2.2 LSA/LSI：截断奇异值分解</w:t>
       </w:r>
+      <w:bookmarkEnd w:id="7"/>
     </w:p>
     <w:p>
       <w:pPr>
@@ -708,7 +2653,7 @@
                     </pic:cNvPicPr>
                   </pic:nvPicPr>
                   <pic:blipFill>
-                    <a:blip r:embed="rId7" cstate="print"/>
+                    <a:blip r:embed="rId10" cstate="print"/>
                     <a:stretch>
                       <a:fillRect/>
                     </a:stretch>
@@ -744,12 +2689,14 @@
     </w:p>
     <w:p>
       <w:pPr>
-        <w:pStyle w:val="4"/>
+        <w:pStyle w:val="3"/>
         <w:bidi w:val="0"/>
       </w:pPr>
+      <w:bookmarkStart w:id="8" w:name="_Toc620720260"/>
       <w:r>
         <w:t>2.3 LDA：作为概率降维的主题模型</w:t>
       </w:r>
+      <w:bookmarkEnd w:id="8"/>
     </w:p>
     <w:p>
       <w:pPr>
@@ -766,12 +2713,14 @@
     </w:p>
     <w:p>
       <w:pPr>
-        <w:pStyle w:val="4"/>
+        <w:pStyle w:val="3"/>
         <w:bidi w:val="0"/>
       </w:pPr>
+      <w:bookmarkStart w:id="9" w:name="_Toc2117336341"/>
       <w:r>
         <w:t>2.4 基于近邻的推荐与近似最近邻</w:t>
       </w:r>
+      <w:bookmarkEnd w:id="9"/>
     </w:p>
     <w:p>
       <w:pPr>
@@ -810,7 +2759,7 @@
                     </pic:cNvPicPr>
                   </pic:nvPicPr>
                   <pic:blipFill>
-                    <a:blip r:embed="rId8" cstate="print"/>
+                    <a:blip r:embed="rId11" cstate="print"/>
                     <a:stretch>
                       <a:fillRect/>
                     </a:stretch>
@@ -846,12 +2795,14 @@
     </w:p>
     <w:p>
       <w:pPr>
-        <w:pStyle w:val="4"/>
+        <w:pStyle w:val="3"/>
         <w:bidi w:val="0"/>
       </w:pPr>
+      <w:bookmarkStart w:id="10" w:name="_Toc120368750"/>
       <w:r>
         <w:t>2.5 降维可视化与 UMAP</w:t>
       </w:r>
+      <w:bookmarkEnd w:id="10"/>
     </w:p>
     <w:p>
       <w:pPr>
@@ -868,21 +2819,25 @@
     </w:p>
     <w:p>
       <w:pPr>
+        <w:pStyle w:val="2"/>
+        <w:bidi w:val="0"/>
+      </w:pPr>
+      <w:bookmarkStart w:id="11" w:name="_Toc107985776"/>
+      <w:r>
+        <w:t>第三章 数据与预处理</w:t>
+      </w:r>
+      <w:bookmarkEnd w:id="11"/>
+    </w:p>
+    <w:p>
+      <w:pPr>
         <w:pStyle w:val="3"/>
         <w:bidi w:val="0"/>
       </w:pPr>
-      <w:r>
-        <w:t>第三章 数据与预处理</w:t>
-      </w:r>
-    </w:p>
-    <w:p>
-      <w:pPr>
-        <w:pStyle w:val="4"/>
-        <w:bidi w:val="0"/>
-      </w:pPr>
+      <w:bookmarkStart w:id="12" w:name="_Toc293255517"/>
       <w:r>
         <w:t>3.1 语料来源（联动作业 1）</w:t>
       </w:r>
+      <w:bookmarkEnd w:id="12"/>
     </w:p>
     <w:p>
       <w:pPr>
@@ -899,7 +2854,7 @@
     </w:p>
     <w:tbl>
       <w:tblPr>
-        <w:tblStyle w:val="6"/>
+        <w:tblStyle w:val="7"/>
         <w:tblW w:w="9198" w:type="dxa"/>
         <w:jc w:val="center"/>
         <w:tblBorders>
@@ -1321,12 +3276,14 @@
     </w:tbl>
     <w:p>
       <w:pPr>
-        <w:pStyle w:val="4"/>
+        <w:pStyle w:val="3"/>
         <w:bidi w:val="0"/>
       </w:pPr>
+      <w:bookmarkStart w:id="13" w:name="_Toc270504354"/>
       <w:r>
         <w:t>3.2 定制化分词词典与停用词（联动作业 2）</w:t>
       </w:r>
+      <w:bookmarkEnd w:id="13"/>
     </w:p>
     <w:p>
       <w:pPr>
@@ -1343,12 +3300,14 @@
     </w:p>
     <w:p>
       <w:pPr>
-        <w:pStyle w:val="4"/>
+        <w:pStyle w:val="3"/>
         <w:bidi w:val="0"/>
       </w:pPr>
+      <w:bookmarkStart w:id="14" w:name="_Toc143796979"/>
       <w:r>
         <w:t>3.3 词袋、TF-IDF 与文档过滤</w:t>
       </w:r>
+      <w:bookmarkEnd w:id="14"/>
     </w:p>
     <w:p>
       <w:pPr>
@@ -1365,21 +3324,25 @@
     </w:p>
     <w:p>
       <w:pPr>
+        <w:pStyle w:val="2"/>
+        <w:bidi w:val="0"/>
+      </w:pPr>
+      <w:bookmarkStart w:id="15" w:name="_Toc876723178"/>
+      <w:r>
+        <w:t>第四章 系统设计与实现</w:t>
+      </w:r>
+      <w:bookmarkEnd w:id="15"/>
+    </w:p>
+    <w:p>
+      <w:pPr>
         <w:pStyle w:val="3"/>
         <w:bidi w:val="0"/>
       </w:pPr>
-      <w:r>
-        <w:t>第四章 系统设计与实现</w:t>
-      </w:r>
-    </w:p>
-    <w:p>
-      <w:pPr>
-        <w:pStyle w:val="4"/>
-        <w:bidi w:val="0"/>
-      </w:pPr>
+      <w:bookmarkStart w:id="16" w:name="_Toc1201150579"/>
       <w:r>
         <w:t>4.1 总体流程</w:t>
       </w:r>
+      <w:bookmarkEnd w:id="16"/>
     </w:p>
     <w:p>
       <w:pPr>
@@ -1405,7 +3368,7 @@
                     </pic:cNvPicPr>
                   </pic:nvPicPr>
                   <pic:blipFill>
-                    <a:blip r:embed="rId9" cstate="print"/>
+                    <a:blip r:embed="rId12" cstate="print"/>
                     <a:stretch>
                       <a:fillRect/>
                     </a:stretch>
@@ -1443,12 +3406,14 @@
     </w:p>
     <w:p>
       <w:pPr>
-        <w:pStyle w:val="4"/>
+        <w:pStyle w:val="3"/>
         <w:bidi w:val="0"/>
       </w:pPr>
+      <w:bookmarkStart w:id="17" w:name="_Toc1391499453"/>
       <w:r>
         <w:t>4.2 降维维度 k 的选择（推荐质量驱动）</w:t>
       </w:r>
+      <w:bookmarkEnd w:id="17"/>
     </w:p>
     <w:p>
       <w:pPr>
@@ -1491,12 +3456,14 @@
     </w:p>
     <w:p>
       <w:pPr>
-        <w:pStyle w:val="4"/>
+        <w:pStyle w:val="3"/>
         <w:bidi w:val="0"/>
       </w:pPr>
+      <w:bookmarkStart w:id="18" w:name="_Toc834390741"/>
       <w:r>
         <w:t>4.3 推荐引擎与实现说明</w:t>
       </w:r>
+      <w:bookmarkEnd w:id="18"/>
     </w:p>
     <w:p>
       <w:pPr>
@@ -1526,12 +3493,14 @@
     </w:p>
     <w:p>
       <w:pPr>
-        <w:pStyle w:val="4"/>
+        <w:pStyle w:val="3"/>
         <w:bidi w:val="0"/>
       </w:pPr>
+      <w:bookmarkStart w:id="19" w:name="_Toc536969077"/>
       <w:r>
         <w:t>4.4 新词推荐锚定力 NAP</w:t>
       </w:r>
+      <w:bookmarkEnd w:id="19"/>
     </w:p>
     <w:p>
       <w:pPr>
@@ -1570,7 +3539,7 @@
                     </pic:cNvPicPr>
                   </pic:nvPicPr>
                   <pic:blipFill>
-                    <a:blip r:embed="rId10" cstate="print"/>
+                    <a:blip r:embed="rId13" cstate="print"/>
                     <a:stretch>
                       <a:fillRect/>
                     </a:stretch>
@@ -1606,16 +3575,18 @@
     </w:p>
     <w:p>
       <w:pPr>
-        <w:pStyle w:val="4"/>
+        <w:pStyle w:val="3"/>
         <w:bidi w:val="0"/>
       </w:pPr>
+      <w:bookmarkStart w:id="20" w:name="_Toc1112992445"/>
       <w:r>
         <w:t>4.5 关键超参与环境</w:t>
       </w:r>
+      <w:bookmarkEnd w:id="20"/>
     </w:p>
     <w:tbl>
       <w:tblPr>
-        <w:tblStyle w:val="6"/>
+        <w:tblStyle w:val="7"/>
         <w:tblW w:w="9198" w:type="dxa"/>
         <w:jc w:val="center"/>
         <w:tblBorders>
@@ -2011,21 +3982,25 @@
     </w:p>
     <w:p>
       <w:pPr>
+        <w:pStyle w:val="2"/>
+        <w:bidi w:val="0"/>
+      </w:pPr>
+      <w:bookmarkStart w:id="21" w:name="_Toc1481457745"/>
+      <w:r>
+        <w:t>第五章 实验结果与分析</w:t>
+      </w:r>
+      <w:bookmarkEnd w:id="21"/>
+    </w:p>
+    <w:p>
+      <w:pPr>
         <w:pStyle w:val="3"/>
         <w:bidi w:val="0"/>
       </w:pPr>
-      <w:r>
-        <w:t>第五章 实验结果与分析</w:t>
-      </w:r>
-    </w:p>
-    <w:p>
-      <w:pPr>
-        <w:pStyle w:val="4"/>
-        <w:bidi w:val="0"/>
-      </w:pPr>
+      <w:bookmarkStart w:id="22" w:name="_Toc934916897"/>
       <w:r>
         <w:t>5.1 降维维度 k 的选择</w:t>
       </w:r>
+      <w:bookmarkEnd w:id="22"/>
     </w:p>
     <w:p>
       <w:pPr>
@@ -2051,7 +4026,7 @@
                     </pic:cNvPicPr>
                   </pic:nvPicPr>
                   <pic:blipFill>
-                    <a:blip r:embed="rId11" cstate="print"/>
+                    <a:blip r:embed="rId14" cstate="print"/>
                     <a:stretch>
                       <a:fillRect/>
                     </a:stretch>
@@ -2102,7 +4077,7 @@
     </w:p>
     <w:tbl>
       <w:tblPr>
-        <w:tblStyle w:val="6"/>
+        <w:tblStyle w:val="7"/>
         <w:tblW w:w="9198" w:type="dxa"/>
         <w:jc w:val="center"/>
         <w:tblBorders>
@@ -2573,12 +4548,14 @@
     </w:tbl>
     <w:p>
       <w:pPr>
-        <w:pStyle w:val="4"/>
+        <w:pStyle w:val="3"/>
         <w:bidi w:val="0"/>
       </w:pPr>
+      <w:bookmarkStart w:id="23" w:name="_Toc10442780"/>
       <w:r>
         <w:t>5.2 推荐演示</w:t>
       </w:r>
+      <w:bookmarkEnd w:id="23"/>
     </w:p>
     <w:p>
       <w:pPr>
@@ -2608,7 +4585,7 @@
     </w:p>
     <w:tbl>
       <w:tblPr>
-        <w:tblStyle w:val="6"/>
+        <w:tblStyle w:val="7"/>
         <w:tblW w:w="9200" w:type="dxa"/>
         <w:jc w:val="center"/>
         <w:tblBorders>
@@ -3047,7 +5024,7 @@
     </w:p>
     <w:tbl>
       <w:tblPr>
-        <w:tblStyle w:val="6"/>
+        <w:tblStyle w:val="7"/>
         <w:tblW w:w="9200" w:type="dxa"/>
         <w:jc w:val="center"/>
         <w:tblBorders>
@@ -3486,12 +5463,14 @@
     </w:p>
     <w:p>
       <w:pPr>
-        <w:pStyle w:val="4"/>
+        <w:pStyle w:val="3"/>
         <w:bidi w:val="0"/>
       </w:pPr>
+      <w:bookmarkStart w:id="24" w:name="_Toc1565628053"/>
       <w:r>
         <w:t>5.3 推荐质量评估</w:t>
       </w:r>
+      <w:bookmarkEnd w:id="24"/>
     </w:p>
     <w:p>
       <w:pPr>
@@ -3517,7 +5496,7 @@
                     </pic:cNvPicPr>
                   </pic:nvPicPr>
                   <pic:blipFill>
-                    <a:blip r:embed="rId12" cstate="print"/>
+                    <a:blip r:embed="rId15" cstate="print"/>
                     <a:stretch>
                       <a:fillRect/>
                     </a:stretch>
@@ -3581,12 +5560,14 @@
     </w:p>
     <w:p>
       <w:pPr>
-        <w:pStyle w:val="4"/>
+        <w:pStyle w:val="3"/>
         <w:bidi w:val="0"/>
       </w:pPr>
+      <w:bookmarkStart w:id="25" w:name="_Toc393560080"/>
       <w:r>
         <w:t>5.4 降维可视化对比</w:t>
       </w:r>
+      <w:bookmarkEnd w:id="25"/>
     </w:p>
     <w:p>
       <w:pPr>
@@ -3612,7 +5593,7 @@
                     </pic:cNvPicPr>
                   </pic:nvPicPr>
                   <pic:blipFill>
-                    <a:blip r:embed="rId13" cstate="print"/>
+                    <a:blip r:embed="rId16" cstate="print"/>
                     <a:stretch>
                       <a:fillRect/>
                     </a:stretch>
@@ -3685,7 +5666,7 @@
                     </pic:cNvPicPr>
                   </pic:nvPicPr>
                   <pic:blipFill>
-                    <a:blip r:embed="rId14" cstate="print"/>
+                    <a:blip r:embed="rId17" cstate="print"/>
                     <a:stretch>
                       <a:fillRect/>
                     </a:stretch>
@@ -3736,12 +5717,14 @@
     </w:p>
     <w:p>
       <w:pPr>
-        <w:pStyle w:val="4"/>
+        <w:pStyle w:val="3"/>
         <w:bidi w:val="0"/>
       </w:pPr>
+      <w:bookmarkStart w:id="26" w:name="_Toc314631800"/>
       <w:r>
         <w:t>5.5 新词推荐锚定力 NAP</w:t>
       </w:r>
+      <w:bookmarkEnd w:id="26"/>
     </w:p>
     <w:p>
       <w:pPr>
@@ -3767,7 +5750,7 @@
                     </pic:cNvPicPr>
                   </pic:nvPicPr>
                   <pic:blipFill>
-                    <a:blip r:embed="rId15" cstate="print"/>
+                    <a:blip r:embed="rId18" cstate="print"/>
                     <a:stretch>
                       <a:fillRect/>
                     </a:stretch>
@@ -3831,7 +5814,7 @@
     </w:p>
     <w:tbl>
       <w:tblPr>
-        <w:tblStyle w:val="6"/>
+        <w:tblStyle w:val="7"/>
         <w:tblW w:w="9200" w:type="dxa"/>
         <w:jc w:val="center"/>
         <w:tblBorders>
@@ -4283,21 +6266,25 @@
     </w:p>
     <w:p>
       <w:pPr>
+        <w:pStyle w:val="2"/>
+        <w:bidi w:val="0"/>
+      </w:pPr>
+      <w:bookmarkStart w:id="27" w:name="_Toc911923686"/>
+      <w:r>
+        <w:t>第六章 结论与展望</w:t>
+      </w:r>
+      <w:bookmarkEnd w:id="27"/>
+    </w:p>
+    <w:p>
+      <w:pPr>
         <w:pStyle w:val="3"/>
         <w:bidi w:val="0"/>
       </w:pPr>
-      <w:r>
-        <w:t>第六章 结论与展望</w:t>
-      </w:r>
-    </w:p>
-    <w:p>
-      <w:pPr>
-        <w:pStyle w:val="4"/>
-        <w:bidi w:val="0"/>
-      </w:pPr>
+      <w:bookmarkStart w:id="28" w:name="_Toc110601963"/>
       <w:r>
         <w:t>6.1 结论</w:t>
       </w:r>
+      <w:bookmarkEnd w:id="28"/>
     </w:p>
     <w:p>
       <w:pPr>
@@ -4366,12 +6353,14 @@
     </w:p>
     <w:p>
       <w:pPr>
-        <w:pStyle w:val="4"/>
+        <w:pStyle w:val="3"/>
         <w:bidi w:val="0"/>
       </w:pPr>
+      <w:bookmarkStart w:id="29" w:name="_Toc1313837486"/>
       <w:r>
         <w:t>6.2 局限与诚实讨论</w:t>
       </w:r>
+      <w:bookmarkEnd w:id="29"/>
     </w:p>
     <w:p>
       <w:pPr>
@@ -4427,12 +6416,14 @@
     </w:p>
     <w:p>
       <w:pPr>
-        <w:pStyle w:val="4"/>
+        <w:pStyle w:val="3"/>
         <w:bidi w:val="0"/>
       </w:pPr>
+      <w:bookmarkStart w:id="30" w:name="_Toc1239768748"/>
       <w:r>
         <w:t>6.3 展望</w:t>
       </w:r>
+      <w:bookmarkEnd w:id="30"/>
     </w:p>
     <w:p>
       <w:pPr>
@@ -4488,208 +6479,209 @@
     </w:p>
     <w:p>
       <w:pPr>
+        <w:pStyle w:val="2"/>
+        <w:bidi w:val="0"/>
+      </w:pPr>
+      <w:bookmarkStart w:id="31" w:name="_Toc1907004442"/>
+      <w:r>
+        <w:t>第七章 参考文献</w:t>
+      </w:r>
+      <w:bookmarkEnd w:id="31"/>
+    </w:p>
+    <w:p>
+      <w:pPr>
+        <w:spacing w:after="40" w:line="360" w:lineRule="auto"/>
+        <w:ind w:left="480" w:hanging="480"/>
+      </w:pPr>
+      <w:r>
+        <w:rPr>
+          <w:rFonts w:ascii="Times New Roman" w:hAnsi="Times New Roman" w:eastAsia="宋体"/>
+          <w:sz w:val="24"/>
+        </w:rPr>
+        <w:t>1. Řehůřek, R., &amp; Sojka, P. (2010). Software Framework for Topic Modelling with Large Corpora. LREC Workshop on New Challenges for NLP Frameworks. （gensim，LSI/LDA/TF-IDF 实现）https://radimrehurek.com/gensim/</w:t>
+      </w:r>
+    </w:p>
+    <w:p>
+      <w:pPr>
+        <w:spacing w:after="40" w:line="360" w:lineRule="auto"/>
+        <w:ind w:left="480" w:hanging="480"/>
+      </w:pPr>
+      <w:r>
+        <w:rPr>
+          <w:rFonts w:ascii="Times New Roman" w:hAnsi="Times New Roman" w:eastAsia="宋体"/>
+          <w:sz w:val="24"/>
+        </w:rPr>
+        <w:t>2. Bernhardsson, E. Annoy: Approximate Nearest Neighbors in C++/Python. https://github.com/spotify/annoy （访问于 2026-06-14）</w:t>
+      </w:r>
+    </w:p>
+    <w:p>
+      <w:pPr>
+        <w:spacing w:after="40" w:line="360" w:lineRule="auto"/>
+        <w:ind w:left="480" w:hanging="480"/>
+      </w:pPr>
+      <w:r>
+        <w:rPr>
+          <w:rFonts w:ascii="Times New Roman" w:hAnsi="Times New Roman" w:eastAsia="宋体"/>
+          <w:sz w:val="24"/>
+        </w:rPr>
+        <w:t>3. McInnes, L., Healy, J., &amp; Melville, J. (2018). UMAP: Uniform Manifold Approximation and Projection for Dimension Reduction. arXiv:1802.03426. https://umap-learn.readthedocs.io/</w:t>
+      </w:r>
+    </w:p>
+    <w:p>
+      <w:pPr>
+        <w:spacing w:after="40" w:line="360" w:lineRule="auto"/>
+        <w:ind w:left="480" w:hanging="480"/>
+      </w:pPr>
+      <w:r>
+        <w:rPr>
+          <w:rFonts w:ascii="Times New Roman" w:hAnsi="Times New Roman" w:eastAsia="宋体"/>
+          <w:sz w:val="24"/>
+        </w:rPr>
+        <w:t>4. Deerwester, S., Dumais, S. T., Furnas, G. W., Landauer, T. K., &amp; Harshman, R. (1990). Indexing by Latent Semantic Analysis. Journal of the American Society for Information Science, 41(6), 391–407. （LSA/LSI 原始论文）</w:t>
+      </w:r>
+    </w:p>
+    <w:p>
+      <w:pPr>
+        <w:spacing w:after="40" w:line="360" w:lineRule="auto"/>
+        <w:ind w:left="480" w:hanging="480"/>
+      </w:pPr>
+      <w:r>
+        <w:rPr>
+          <w:rFonts w:ascii="Times New Roman" w:hAnsi="Times New Roman" w:eastAsia="宋体"/>
+          <w:sz w:val="24"/>
+        </w:rPr>
+        <w:t>5. Blei, D. M., Ng, A. Y., &amp; Jordan, M. I. (2003). Latent Dirichlet Allocation. Journal of Machine Learning Research, 3, 993–1022.</w:t>
+      </w:r>
+    </w:p>
+    <w:p>
+      <w:pPr>
+        <w:spacing w:after="40" w:line="360" w:lineRule="auto"/>
+        <w:ind w:left="480" w:hanging="480"/>
+      </w:pPr>
+      <w:r>
+        <w:rPr>
+          <w:rFonts w:ascii="Times New Roman" w:hAnsi="Times New Roman" w:eastAsia="宋体"/>
+          <w:sz w:val="24"/>
+        </w:rPr>
+        <w:t>6. Dong, W., Charikar, M., &amp; Li, K. (2011). Efficient k-Nearest Neighbor Graph Construction for Generic Similarity Measures. WWW '11. （NN-Descent，pynndescent 算法基础）</w:t>
+      </w:r>
+    </w:p>
+    <w:p>
+      <w:pPr>
+        <w:spacing w:after="40" w:line="360" w:lineRule="auto"/>
+        <w:ind w:left="480" w:hanging="480"/>
+      </w:pPr>
+      <w:r>
+        <w:rPr>
+          <w:rFonts w:ascii="Times New Roman" w:hAnsi="Times New Roman" w:eastAsia="宋体"/>
+          <w:sz w:val="24"/>
+        </w:rPr>
+        <w:t>7. Van der Maaten, L., &amp; Hinton, G. (2008). Visualizing Data using t-SNE. Journal of Machine Learning Research, 9, 2579–2605.</w:t>
+      </w:r>
+    </w:p>
+    <w:p>
+      <w:pPr>
+        <w:spacing w:after="40" w:line="360" w:lineRule="auto"/>
+        <w:ind w:left="480" w:hanging="480"/>
+      </w:pPr>
+      <w:r>
+        <w:rPr>
+          <w:rFonts w:ascii="Times New Roman" w:hAnsi="Times New Roman" w:eastAsia="宋体"/>
+          <w:sz w:val="24"/>
+        </w:rPr>
+        <w:t>8. Pedregosa, F., et al. (2011). Scikit-learn: Machine Learning in Python. Journal of Machine Learning Research, 12, 2825–2830. （PCA / t-SNE / trustworthiness）</w:t>
+      </w:r>
+    </w:p>
+    <w:p>
+      <w:pPr>
+        <w:spacing w:after="40" w:line="360" w:lineRule="auto"/>
+        <w:ind w:left="480" w:hanging="480"/>
+      </w:pPr>
+      <w:r>
+        <w:rPr>
+          <w:rFonts w:ascii="Times New Roman" w:hAnsi="Times New Roman" w:eastAsia="宋体"/>
+          <w:sz w:val="24"/>
+        </w:rPr>
+        <w:t>9. Hunter, J. D. (2007). Matplotlib: A 2D Graphics Environment. Computing in Science &amp; Engineering, 9(3), 90–95.</w:t>
+      </w:r>
+    </w:p>
+    <w:p>
+      <w:pPr>
+        <w:spacing w:after="40" w:line="360" w:lineRule="auto"/>
+        <w:ind w:left="480" w:hanging="480"/>
+      </w:pPr>
+      <w:r>
+        <w:rPr>
+          <w:rFonts w:ascii="Times New Roman" w:hAnsi="Times New Roman" w:eastAsia="宋体"/>
+          <w:sz w:val="24"/>
+        </w:rPr>
+        <w:t>10. Sun Junyi 等. jieba 中文分词. https://github.com/fxsjy/jieba （访问于 2026-06-14）</w:t>
+      </w:r>
+    </w:p>
+    <w:p>
+      <w:pPr>
+        <w:spacing w:after="40" w:line="360" w:lineRule="auto"/>
+        <w:ind w:left="480" w:hanging="480"/>
+      </w:pPr>
+      <w:r>
+        <w:rPr>
+          <w:rFonts w:ascii="Times New Roman" w:hAnsi="Times New Roman" w:eastAsia="宋体"/>
+          <w:sz w:val="24"/>
+        </w:rPr>
+        <w:t>11. 林奕宏. 作业 1：科技类中文 RSS 新闻语料的收集与词频可视化. 2026-04-06. （本文语料来源）</w:t>
+      </w:r>
+    </w:p>
+    <w:p>
+      <w:pPr>
+        <w:spacing w:after="40" w:line="360" w:lineRule="auto"/>
+        <w:ind w:left="480" w:hanging="480"/>
+      </w:pPr>
+      <w:r>
+        <w:rPr>
+          <w:rFonts w:ascii="Times New Roman" w:hAnsi="Times New Roman" w:eastAsia="宋体"/>
+          <w:sz w:val="24"/>
+        </w:rPr>
+        <w:t>12. 林奕宏. 作业 2：科技领域中文 RSS 语料的定制化分词词典. 2026-05-16. （本文分词词典与新词来源）</w:t>
+      </w:r>
+    </w:p>
+    <w:p>
+      <w:pPr>
+        <w:spacing w:after="80" w:line="360" w:lineRule="auto"/>
+        <w:ind w:firstLine="480"/>
+      </w:pPr>
+      <w:r>
+        <w:rPr>
+          <w:rFonts w:ascii="Times New Roman" w:hAnsi="Times New Roman" w:eastAsia="宋体"/>
+          <w:sz w:val="24"/>
+        </w:rPr>
+        <w:t>声明：本作业为个人独立完成。所有方法实现、数据处理与可视化均为本人编写；引用的论文、开源库与前序作业均已在上方列出出处。因题面指定的 Annoy 在本机环境不可用，已改用同族 pynndescent 并在正文与代码中如实标注。除明确标注的参考文献外，不含任何抄袭内容。</w:t>
+      </w:r>
+    </w:p>
+    <w:p>
+      <w:pPr>
+        <w:pStyle w:val="2"/>
+        <w:bidi w:val="0"/>
+      </w:pPr>
+      <w:bookmarkStart w:id="32" w:name="_Toc1977708866"/>
+      <w:r>
+        <w:t>第八章 附录：文件清单</w:t>
+      </w:r>
+      <w:bookmarkEnd w:id="32"/>
+    </w:p>
+    <w:p>
+      <w:pPr>
         <w:pStyle w:val="3"/>
         <w:bidi w:val="0"/>
       </w:pPr>
-      <w:r>
-        <w:t>第七章 参考文献</w:t>
-      </w:r>
-    </w:p>
-    <w:p>
-      <w:pPr>
-        <w:spacing w:after="40" w:line="360" w:lineRule="auto"/>
-        <w:ind w:left="480" w:hanging="480"/>
-      </w:pPr>
-      <w:r>
-        <w:rPr>
-          <w:rFonts w:ascii="Times New Roman" w:hAnsi="Times New Roman" w:eastAsia="宋体"/>
-          <w:sz w:val="24"/>
-        </w:rPr>
-        <w:t>1. Řehůřek, R., &amp; Sojka, P. (2010). Software Framework for Topic Modelling with Large Corpora. LREC Workshop on New Challenges for NLP Frameworks. （gensim，LSI/LDA/TF-IDF 实现）https://radimrehurek.com/gensim/</w:t>
-      </w:r>
-    </w:p>
-    <w:p>
-      <w:pPr>
-        <w:spacing w:after="40" w:line="360" w:lineRule="auto"/>
-        <w:ind w:left="480" w:hanging="480"/>
-      </w:pPr>
-      <w:r>
-        <w:rPr>
-          <w:rFonts w:ascii="Times New Roman" w:hAnsi="Times New Roman" w:eastAsia="宋体"/>
-          <w:sz w:val="24"/>
-        </w:rPr>
-        <w:t>2. Bernhardsson, E. Annoy: Approximate Nearest Neighbors in C++/Python. https://github.com/spotify/annoy （访问于 2026-06-14）</w:t>
-      </w:r>
-    </w:p>
-    <w:p>
-      <w:pPr>
-        <w:spacing w:after="40" w:line="360" w:lineRule="auto"/>
-        <w:ind w:left="480" w:hanging="480"/>
-      </w:pPr>
-      <w:r>
-        <w:rPr>
-          <w:rFonts w:ascii="Times New Roman" w:hAnsi="Times New Roman" w:eastAsia="宋体"/>
-          <w:sz w:val="24"/>
-        </w:rPr>
-        <w:t>3. McInnes, L., Healy, J., &amp; Melville, J. (2018). UMAP: Uniform Manifold Approximation and Projection for Dimension Reduction. arXiv:1802.03426. https://umap-learn.readthedocs.io/</w:t>
-      </w:r>
-    </w:p>
-    <w:p>
-      <w:pPr>
-        <w:spacing w:after="40" w:line="360" w:lineRule="auto"/>
-        <w:ind w:left="480" w:hanging="480"/>
-      </w:pPr>
-      <w:r>
-        <w:rPr>
-          <w:rFonts w:ascii="Times New Roman" w:hAnsi="Times New Roman" w:eastAsia="宋体"/>
-          <w:sz w:val="24"/>
-        </w:rPr>
-        <w:t>4. Deerwester, S., Dumais, S. T., Furnas, G. W., Landauer, T. K., &amp; Harshman, R. (1990). Indexing by Latent Semantic Analysis. Journal of the American Society for Information Science, 41(6), 391–407. （LSA/LSI 原始论文）</w:t>
-      </w:r>
-    </w:p>
-    <w:p>
-      <w:pPr>
-        <w:spacing w:after="40" w:line="360" w:lineRule="auto"/>
-        <w:ind w:left="480" w:hanging="480"/>
-      </w:pPr>
-      <w:r>
-        <w:rPr>
-          <w:rFonts w:ascii="Times New Roman" w:hAnsi="Times New Roman" w:eastAsia="宋体"/>
-          <w:sz w:val="24"/>
-        </w:rPr>
-        <w:t>5. Blei, D. M., Ng, A. Y., &amp; Jordan, M. I. (2003). Latent Dirichlet Allocation. Journal of Machine Learning Research, 3, 993–1022.</w:t>
-      </w:r>
-    </w:p>
-    <w:p>
-      <w:pPr>
-        <w:spacing w:after="40" w:line="360" w:lineRule="auto"/>
-        <w:ind w:left="480" w:hanging="480"/>
-      </w:pPr>
-      <w:r>
-        <w:rPr>
-          <w:rFonts w:ascii="Times New Roman" w:hAnsi="Times New Roman" w:eastAsia="宋体"/>
-          <w:sz w:val="24"/>
-        </w:rPr>
-        <w:t>6. Dong, W., Charikar, M., &amp; Li, K. (2011). Efficient k-Nearest Neighbor Graph Construction for Generic Similarity Measures. WWW '11. （NN-Descent，pynndescent 算法基础）</w:t>
-      </w:r>
-    </w:p>
-    <w:p>
-      <w:pPr>
-        <w:spacing w:after="40" w:line="360" w:lineRule="auto"/>
-        <w:ind w:left="480" w:hanging="480"/>
-      </w:pPr>
-      <w:r>
-        <w:rPr>
-          <w:rFonts w:ascii="Times New Roman" w:hAnsi="Times New Roman" w:eastAsia="宋体"/>
-          <w:sz w:val="24"/>
-        </w:rPr>
-        <w:t>7. Van der Maaten, L., &amp; Hinton, G. (2008). Visualizing Data using t-SNE. Journal of Machine Learning Research, 9, 2579–2605.</w:t>
-      </w:r>
-    </w:p>
-    <w:p>
-      <w:pPr>
-        <w:spacing w:after="40" w:line="360" w:lineRule="auto"/>
-        <w:ind w:left="480" w:hanging="480"/>
-      </w:pPr>
-      <w:r>
-        <w:rPr>
-          <w:rFonts w:ascii="Times New Roman" w:hAnsi="Times New Roman" w:eastAsia="宋体"/>
-          <w:sz w:val="24"/>
-        </w:rPr>
-        <w:t>8. Pedregosa, F., et al. (2011). Scikit-learn: Machine Learning in Python. Journal of Machine Learning Research, 12, 2825–2830. （PCA / t-SNE / trustworthiness）</w:t>
-      </w:r>
-    </w:p>
-    <w:p>
-      <w:pPr>
-        <w:spacing w:after="40" w:line="360" w:lineRule="auto"/>
-        <w:ind w:left="480" w:hanging="480"/>
-      </w:pPr>
-      <w:r>
-        <w:rPr>
-          <w:rFonts w:ascii="Times New Roman" w:hAnsi="Times New Roman" w:eastAsia="宋体"/>
-          <w:sz w:val="24"/>
-        </w:rPr>
-        <w:t>9. Hunter, J. D. (2007). Matplotlib: A 2D Graphics Environment. Computing in Science &amp; Engineering, 9(3), 90–95.</w:t>
-      </w:r>
-    </w:p>
-    <w:p>
-      <w:pPr>
-        <w:spacing w:after="40" w:line="360" w:lineRule="auto"/>
-        <w:ind w:left="480" w:hanging="480"/>
-      </w:pPr>
-      <w:r>
-        <w:rPr>
-          <w:rFonts w:ascii="Times New Roman" w:hAnsi="Times New Roman" w:eastAsia="宋体"/>
-          <w:sz w:val="24"/>
-        </w:rPr>
-        <w:t>10. Sun Junyi 等. jieba 中文分词. https://github.com/fxsjy/jieba （访问于 2026-06-14）</w:t>
-      </w:r>
-    </w:p>
-    <w:p>
-      <w:pPr>
-        <w:spacing w:after="40" w:line="360" w:lineRule="auto"/>
-        <w:ind w:left="480" w:hanging="480"/>
-      </w:pPr>
-      <w:r>
-        <w:rPr>
-          <w:rFonts w:ascii="Times New Roman" w:hAnsi="Times New Roman" w:eastAsia="宋体"/>
-          <w:sz w:val="24"/>
-        </w:rPr>
-        <w:t>11. 林奕宏. 作业 1：科技类中文 RSS 新闻语料的收集与词频可视化. 2026-04-06. （本文语料来源）</w:t>
-      </w:r>
-    </w:p>
-    <w:p>
-      <w:pPr>
-        <w:spacing w:after="40" w:line="360" w:lineRule="auto"/>
-        <w:ind w:left="480" w:hanging="480"/>
-      </w:pPr>
-      <w:r>
-        <w:rPr>
-          <w:rFonts w:ascii="Times New Roman" w:hAnsi="Times New Roman" w:eastAsia="宋体"/>
-          <w:sz w:val="24"/>
-        </w:rPr>
-        <w:t>12. 林奕宏. 作业 2：科技领域中文 RSS 语料的定制化分词词典. 2026-05-16. （本文分词词典与新词来源）</w:t>
-      </w:r>
-    </w:p>
-    <w:p>
-      <w:pPr>
-        <w:spacing w:after="80" w:line="360" w:lineRule="auto"/>
-        <w:ind w:firstLine="480"/>
-      </w:pPr>
-      <w:r>
-        <w:rPr>
-          <w:rFonts w:ascii="Times New Roman" w:hAnsi="Times New Roman" w:eastAsia="宋体"/>
-          <w:sz w:val="24"/>
-        </w:rPr>
-        <w:t>声明：本作业为个人独立完成。所有方法实现、数据处理与可视化均为本人编写；引用的论文、开源库与前序作业均已在上方列出出处。因题面指定的 Annoy 在本机环境不可用，已改用同族 pynndescent 并在正文与代码中如实标注。除明确标注的参考文献外，不含任何抄袭内容。</w:t>
-      </w:r>
-    </w:p>
-    <w:p>
-      <w:pPr>
-        <w:pStyle w:val="3"/>
-        <w:bidi w:val="0"/>
-      </w:pPr>
-      <w:r>
-        <w:t>第八章 附录：</w:t>
-      </w:r>
-      <w:bookmarkStart w:id="0" w:name="_GoBack"/>
-      <w:bookmarkEnd w:id="0"/>
-      <w:r>
-        <w:t>文件清单</w:t>
-      </w:r>
-    </w:p>
-    <w:p>
-      <w:pPr>
-        <w:pStyle w:val="4"/>
-        <w:bidi w:val="0"/>
-      </w:pPr>
+      <w:bookmarkStart w:id="33" w:name="_Toc601022596"/>
       <w:r>
         <w:t>8.1 文件清单</w:t>
       </w:r>
+      <w:bookmarkEnd w:id="33"/>
     </w:p>
     <w:tbl>
       <w:tblPr>
-        <w:tblStyle w:val="6"/>
+        <w:tblStyle w:val="7"/>
         <w:tblW w:w="9200" w:type="dxa"/>
         <w:jc w:val="center"/>
         <w:tblBorders>
@@ -5608,12 +7600,12 @@
       <w:sz w:val="28"/>
     </w:rPr>
   </w:style>
-  <w:style w:type="character" w:default="1" w:styleId="7">
+  <w:style w:type="character" w:default="1" w:styleId="8">
     <w:name w:val="Default Paragraph Font"/>
     <w:semiHidden/>
     <w:uiPriority w:val="0"/>
   </w:style>
-  <w:style w:type="table" w:default="1" w:styleId="6">
+  <w:style w:type="table" w:default="1" w:styleId="7">
     <w:name w:val="Normal Table"/>
     <w:semiHidden/>
     <w:uiPriority w:val="0"/>
@@ -5627,6 +7619,15 @@
     </w:tblPr>
   </w:style>
   <w:style w:type="paragraph" w:styleId="5">
+    <w:name w:val="toc 3"/>
+    <w:basedOn w:val="1"/>
+    <w:next w:val="1"/>
+    <w:uiPriority w:val="0"/>
+    <w:pPr>
+      <w:ind w:left="840" w:leftChars="400"/>
+    </w:pPr>
+  </w:style>
+  <w:style w:type="paragraph" w:styleId="6">
     <w:name w:val="toc 2"/>
     <w:basedOn w:val="1"/>
     <w:next w:val="1"/>
